--- a/Kumar - GOV254 Film Review 2 Draft.docx
+++ b/Kumar - GOV254 Film Review 2 Draft.docx
@@ -13,35 +13,44 @@
         <w:t>”</w:t>
       </w:r>
       <w:r>
-        <w:t xml:space="preserve"> (19XX)</w:t>
+        <w:t xml:space="preserve"> (</w:t>
+      </w:r>
+      <w:r>
+        <w:t>1996</w:t>
+      </w:r>
+      <w:r>
+        <w:t>)</w:t>
       </w:r>
     </w:p>
     <w:p/>
     <w:p>
       <w:commentRangeStart w:id="0"/>
       <w:r>
-        <w:t xml:space="preserve">Transnational advocacy networks have a storied history of working in the gaps between </w:t>
-      </w:r>
-      <w:r>
-        <w:t>states to change their policy</w:t>
-      </w:r>
-      <w:r>
-        <w:t xml:space="preserve"> </w:t>
-      </w:r>
-      <w:r>
-        <w:t xml:space="preserve">toward an end that is not </w:t>
-      </w:r>
-      <w:r>
-        <w:t>currently</w:t>
-      </w:r>
-      <w:r>
-        <w:t xml:space="preserve"> supported by an individual group. Through collaboration through non-governmental actors, TANs apply pressure on states, pushing them to change </w:t>
+        <w:t xml:space="preserve">Transnational advocacy networks </w:t>
+      </w:r>
+      <w:r>
+        <w:t xml:space="preserve">(TANs) </w:t>
+      </w:r>
+      <w:r>
+        <w:t xml:space="preserve">have a storied history of </w:t>
+      </w:r>
+      <w:r>
+        <w:t xml:space="preserve">effectively applying pressure on states to influence </w:t>
+      </w:r>
+      <w:r>
+        <w:t xml:space="preserve">them to change </w:t>
       </w:r>
       <w:r>
         <w:t xml:space="preserve">their </w:t>
       </w:r>
       <w:r>
-        <w:t xml:space="preserve">norms or behaviors. </w:t>
+        <w:t>norms or behaviors</w:t>
+      </w:r>
+      <w:r>
+        <w:t>, usually toward some end not sufficiently supported</w:t>
+      </w:r>
+      <w:r>
+        <w:t xml:space="preserve">. </w:t>
       </w:r>
       <w:commentRangeEnd w:id="0"/>
       <w:r>
@@ -59,22 +68,55 @@
         <w:t xml:space="preserve"> land</w:t>
       </w:r>
       <w:r>
-        <w:t xml:space="preserve"> Hydro-Quebec is proposing </w:t>
+        <w:t xml:space="preserve"> Hydro-Quebec </w:t>
+      </w:r>
+      <w:r>
+        <w:t>wants</w:t>
+      </w:r>
+      <w:r>
+        <w:t xml:space="preserve"> </w:t>
       </w:r>
       <w:r>
         <w:t>to build a hydroelectric dam</w:t>
       </w:r>
       <w:r>
-        <w:t xml:space="preserve">, work with American advocates and government actors to bring international attention to Hydro-Quebec’s actions (developing the project without the consent of the Cree or an environmental impact disclosure), which ultimately leads to the project being shelved indefinitely. </w:t>
-      </w:r>
-      <w:r>
-        <w:t>In doing so</w:t>
+        <w:t xml:space="preserve">, work with American advocates and government actors to bring international attention to </w:t>
+      </w:r>
+      <w:r>
+        <w:t>Hydro-Québec</w:t>
+      </w:r>
+      <w:r>
+        <w:t xml:space="preserve"> </w:t>
+      </w:r>
+      <w:r>
+        <w:t xml:space="preserve">unlawful </w:t>
+      </w:r>
+      <w:r>
+        <w:t>actions (</w:t>
+      </w:r>
+      <w:r>
+        <w:t>continuing the</w:t>
+      </w:r>
+      <w:r>
+        <w:t xml:space="preserve"> project without the </w:t>
+      </w:r>
+      <w:r>
+        <w:t>Cree’s consent</w:t>
+      </w:r>
+      <w:r>
+        <w:t xml:space="preserve"> or an environmental impact disclosure), which ultimately leads to the project being shelved indefinitely. </w:t>
+      </w:r>
+      <w:r>
+        <w:t>Through this story</w:t>
       </w:r>
       <w:r>
         <w:t xml:space="preserve">, the film </w:t>
       </w:r>
       <w:r>
-        <w:t xml:space="preserve">pushes the bounds of “transnational” and explores the potential weaknesses of advocacy work. </w:t>
+        <w:t>expands the definition of</w:t>
+      </w:r>
+      <w:r>
+        <w:t xml:space="preserve"> “transnational” and explores the potential weaknesses of advocacy work. </w:t>
       </w:r>
     </w:p>
     <w:p/>
@@ -86,7 +128,7 @@
         <w:t>shifts</w:t>
       </w:r>
       <w:r>
-        <w:t xml:space="preserve"> fluidly between New York and Northern Quebec in its storytelling, following the then-Grand Chief of the Cree, Matthew Coon-Comes. </w:t>
+        <w:t xml:space="preserve"> fluidly between New York and Northern Quebec, following the then-Grand Chief of the Cree, Matthew Coon-Comes. </w:t>
       </w:r>
       <w:r>
         <w:t xml:space="preserve">Throughout the documentary, </w:t>
@@ -98,13 +140,64 @@
         <w:t>oversees</w:t>
       </w:r>
       <w:r>
-        <w:t xml:space="preserve"> the Cree resistance to the dam through several avenues. The film makes passing reference to legal cases levied by the Cree against Hydro-Quebec’s previous hydroelectric projects but mostly focuses on Coon-Comes’ attempts to bring international scrutiny to </w:t>
-      </w:r>
-      <w:r>
-        <w:t>the Great Whale dam</w:t>
-      </w:r>
-      <w:r>
-        <w:t xml:space="preserve">. His efforts begin with a PR stunt – paddling from the Hudson Bay to the Hudson River in New York to make an appeal to the New York state legislature that they might withdraw from their purchasing agreement with Hydro-Quebec. The widely </w:t>
+        <w:t xml:space="preserve"> Cree resistance</w:t>
+      </w:r>
+      <w:r>
+        <w:t xml:space="preserve"> to </w:t>
+      </w:r>
+      <w:r>
+        <w:t>Hydro-Québec</w:t>
+      </w:r>
+      <w:r>
+        <w:t xml:space="preserve"> </w:t>
+      </w:r>
+      <w:r>
+        <w:t xml:space="preserve">through several avenues. The film makes passing reference to </w:t>
+      </w:r>
+      <w:r>
+        <w:t>lawsuits</w:t>
+      </w:r>
+      <w:r>
+        <w:t xml:space="preserve"> but mostly focuses on Coon-Comes’ attempts to bring international scrutiny to </w:t>
+      </w:r>
+      <w:r>
+        <w:t xml:space="preserve">the Great Whale </w:t>
+      </w:r>
+      <w:r>
+        <w:t>project</w:t>
+      </w:r>
+      <w:r>
+        <w:t xml:space="preserve">. His efforts begin with a PR stunt – </w:t>
+      </w:r>
+      <w:r>
+        <w:t>canoeing</w:t>
+      </w:r>
+      <w:r>
+        <w:t xml:space="preserve"> from Hudson Bay to New York </w:t>
+      </w:r>
+      <w:r>
+        <w:t xml:space="preserve">City </w:t>
+      </w:r>
+      <w:r>
+        <w:t xml:space="preserve">to </w:t>
+      </w:r>
+      <w:r>
+        <w:t xml:space="preserve">ask the state to </w:t>
+      </w:r>
+      <w:r>
+        <w:t xml:space="preserve">withdraw from their </w:t>
+      </w:r>
+      <w:r>
+        <w:t xml:space="preserve">power </w:t>
+      </w:r>
+      <w:r>
+        <w:t xml:space="preserve">purchasing agreement with </w:t>
+      </w:r>
+      <w:r>
+        <w:t>Hydro-Québec</w:t>
+      </w:r>
+      <w:r>
+        <w:t xml:space="preserve">. The widely </w:t>
       </w:r>
       <w:r>
         <w:t>reported on</w:t>
@@ -113,13 +206,46 @@
         <w:t xml:space="preserve"> canoe trip fits neatly </w:t>
       </w:r>
       <w:r>
-        <w:t>in XX’s toolbox for TANs, a form of pressure politics, which force change through tactics like “</w:t>
+        <w:t xml:space="preserve">in </w:t>
+      </w:r>
+      <w:r>
+        <w:t>the Sustainability Directory’s</w:t>
+      </w:r>
+      <w:r>
+        <w:t xml:space="preserve"> toolbox for TANs, a form of pressure politics, which force change through tactics like “</w:t>
       </w:r>
       <w:r>
         <w:t>consumer boycotts, protests, and public shaming</w:t>
       </w:r>
       <w:r>
-        <w:t xml:space="preserve">” (cite). The canoe-trip brought international attention to the Cree’s journey, and their rhetoric around Hydro-Quebec’s actions (“XX”) are the consummate definition of public shaming. The Cree’s work in New York also took advantage of their unique access. </w:t>
+        <w:t>” (cite). The canoe-trip brought international attention to the Cree’s journey, and their rhetoric around</w:t>
+      </w:r>
+      <w:r>
+        <w:t xml:space="preserve"> </w:t>
+      </w:r>
+      <w:r>
+        <w:t>Hydro-Québec</w:t>
+      </w:r>
+      <w:r>
+        <w:t>’s actions (“</w:t>
+      </w:r>
+      <w:r>
+        <w:t>If they were to build a dam in America […] there would be an outcry. But when it happens on Indian lands, they ask us to move over – ‘move over Indian’ […] we are saying it is unacceptable</w:t>
+      </w:r>
+      <w:r>
+        <w:t>”) are the consummate definition of public shaming</w:t>
+      </w:r>
+      <w:r>
+        <w:t xml:space="preserve"> (</w:t>
+      </w:r>
+      <w:r>
+        <w:t>00:17:09</w:t>
+      </w:r>
+      <w:r>
+        <w:t>)</w:t>
+      </w:r>
+      <w:r>
+        <w:t xml:space="preserve">. The Cree’s work in New York also took advantage of their unique access. </w:t>
       </w:r>
       <w:r>
         <w:t xml:space="preserve">Not only did they work with a New York state legislator to introduce the bill that would eventually withdraw New York from the purchasing agreement, but they also elevated the issue’s importance by working with </w:t>
@@ -141,7 +267,13 @@
       </w:r>
       <w:r>
         <w:lastRenderedPageBreak/>
-        <w:t>action. Where some are willing to concede to Hydro-Quebec’s offer of recompense for flooding in a James Bay Dam (Coon-Comes), the documentary spends time with Cree of all perspectives – those who believe the Cree cannot accept anything from the Canadian government (Chief of Great Whale Matthew Mukash), and those who are even more insular, and distrustful of any non-Cree (Chief of the Waskaganish Billy Diamond or activist Dian</w:t>
+        <w:t xml:space="preserve">action. Where some are willing to concede to </w:t>
+      </w:r>
+      <w:r>
+        <w:t>Hydro-Québec</w:t>
+      </w:r>
+      <w:r>
+        <w:t>’s offer of recompense for flooding in a James Bay Dam (Coon-Comes), the documentary spends time with Cree of all perspectives – those who believe the Cree cannot accept anything from the Canadian government (Chief of Great Whale Matthew Mukash), and those who are even more insular, and distrustful of any non-Cree (Chief of the Waskaganish Billy Diamond or activist Dian</w:t>
       </w:r>
       <w:r>
         <w:t>n</w:t>
@@ -171,7 +303,88 @@
         <w:t>The film’s exploration of the various components of Cree resistance also highlights the unique weaknesses of TANs</w:t>
       </w:r>
       <w:r>
-        <w:t xml:space="preserve">. Any group of people working together without the formal bounds of </w:t>
+        <w:t xml:space="preserve">. Any group of people </w:t>
+      </w:r>
+      <w:r>
+        <w:t xml:space="preserve">that large </w:t>
+      </w:r>
+      <w:r>
+        <w:t xml:space="preserve">working together without the </w:t>
+      </w:r>
+      <w:r>
+        <w:t xml:space="preserve">defined </w:t>
+      </w:r>
+      <w:r>
+        <w:t xml:space="preserve">bounds of </w:t>
+      </w:r>
+      <w:r>
+        <w:t xml:space="preserve">a </w:t>
+      </w:r>
+      <w:r>
+        <w:t xml:space="preserve">formal </w:t>
+      </w:r>
+      <w:r>
+        <w:t xml:space="preserve">structure risks their movement losing momentum or dissolving entirely </w:t>
+      </w:r>
+      <w:r>
+        <w:t>– a network is only as strong as its connections. Throughout the film, the Cree often face setbacks and internal conflicts, the strongest of which is when Hydro-Quebec offers $50 million in compensatory funds for flooding damage from another dam project. Coon-Comes accepts the funding despite the protests from other Chiefs, concerned that it weakens their political resistance to the Great Whale project. The film shows how deep of a betrayal Coon-Comes’ executive decision was by likening it to the initial sale of Cree lands to the Quebec government in 19</w:t>
+      </w:r>
+      <w:r>
+        <w:t>75</w:t>
+      </w:r>
+      <w:r>
+        <w:t xml:space="preserve">. The film poignantly illustrates the tension between a collective and non-hierarchical structure (the Cree TAN) and an outside world which doesn’t allow for nuanced </w:t>
+      </w:r>
+      <w:r>
+        <w:t>choice, but</w:t>
+      </w:r>
+      <w:r>
+        <w:t xml:space="preserve"> </w:t>
+      </w:r>
+      <w:r>
+        <w:t xml:space="preserve">rather </w:t>
+      </w:r>
+      <w:r>
+        <w:t>demands a singular representative of the Cree sign or not sign a contract agreement.</w:t>
+      </w:r>
+      <w:r>
+        <w:t xml:space="preserve"> Further, it also shows that a structure without a formal measure of accountability can be corrupted – that any decision made by Coon-Comes</w:t>
+      </w:r>
+      <w:r>
+        <w:t xml:space="preserve"> </w:t>
+      </w:r>
+      <w:r>
+        <w:t xml:space="preserve">could not be stopped but only retroactively condemned through his impeachment or </w:t>
+      </w:r>
+      <w:r>
+        <w:t xml:space="preserve">replacement. </w:t>
+      </w:r>
+      <w:r>
+        <w:t xml:space="preserve">In so doing, </w:t>
+      </w:r>
+      <w:r>
+        <w:t xml:space="preserve">not only does </w:t>
+      </w:r>
+      <w:r>
+        <w:t xml:space="preserve">“Power” </w:t>
+      </w:r>
+      <w:r>
+        <w:t xml:space="preserve">redefine TANs, but it </w:t>
+      </w:r>
+      <w:r>
+        <w:t>shows the</w:t>
+      </w:r>
+      <w:r>
+        <w:t xml:space="preserve">ir </w:t>
+      </w:r>
+      <w:r>
+        <w:t xml:space="preserve">fragility in a way our other </w:t>
+      </w:r>
+      <w:r>
+        <w:t xml:space="preserve">in class </w:t>
+      </w:r>
+      <w:r>
+        <w:t xml:space="preserve">materials do not. </w:t>
       </w:r>
     </w:p>
     <w:sectPr>

--- a/Kumar - GOV254 Film Review 2 Draft.docx
+++ b/Kumar - GOV254 Film Review 2 Draft.docx
@@ -24,7 +24,6 @@
     </w:p>
     <w:p/>
     <w:p>
-      <w:commentRangeStart w:id="0"/>
       <w:r>
         <w:t xml:space="preserve">Transnational advocacy networks </w:t>
       </w:r>
@@ -50,19 +49,15 @@
         <w:t>, usually toward some end not sufficiently supported</w:t>
       </w:r>
       <w:r>
-        <w:t xml:space="preserve">. </w:t>
-      </w:r>
-      <w:commentRangeEnd w:id="0"/>
-      <w:r>
-        <w:rPr>
-          <w:rStyle w:val="CommentReference"/>
-          <w:sz w:val="24"/>
-          <w:szCs w:val="24"/>
-        </w:rPr>
-        <w:commentReference w:id="0"/>
-      </w:r>
-      <w:r>
-        <w:t>In the documentary “Power: One River, Two Nations”, transnational advocacy is depicted as an effective method of resistance against the actions of the state-owned power utility Hydro-Québec. The Cree people, on whose</w:t>
+        <w:t xml:space="preserve">. In the documentary “Power: One River, Two Nations”, transnational advocacy is depicted as an effective method of resistance against the actions of the state-owned power utility </w:t>
+      </w:r>
+      <w:bookmarkStart w:id="0" w:name="_Hlk223376961"/>
+      <w:r>
+        <w:t>Hydro-Québec</w:t>
+      </w:r>
+      <w:bookmarkEnd w:id="0"/>
+      <w:r>
+        <w:t>. The Cree people, on whose</w:t>
       </w:r>
       <w:r>
         <w:t xml:space="preserve"> land</w:t>
@@ -197,13 +192,19 @@
         <w:t>Hydro-Québec</w:t>
       </w:r>
       <w:r>
-        <w:t xml:space="preserve">. The widely </w:t>
-      </w:r>
-      <w:r>
-        <w:t>reported on</w:t>
-      </w:r>
-      <w:r>
-        <w:t xml:space="preserve"> canoe trip fits neatly </w:t>
+        <w:t xml:space="preserve">. </w:t>
+      </w:r>
+      <w:r>
+        <w:t>Trip was widely reported on</w:t>
+      </w:r>
+      <w:r>
+        <w:t xml:space="preserve"> </w:t>
+      </w:r>
+      <w:r>
+        <w:t xml:space="preserve">and </w:t>
+      </w:r>
+      <w:r>
+        <w:t xml:space="preserve">fits neatly </w:t>
       </w:r>
       <w:r>
         <w:t xml:space="preserve">in </w:t>
@@ -212,13 +213,46 @@
         <w:t>the Sustainability Directory’s</w:t>
       </w:r>
       <w:r>
-        <w:t xml:space="preserve"> toolbox for TANs, a form of pressure politics, which force change through tactics like “</w:t>
+        <w:t xml:space="preserve"> toolbox for TANs</w:t>
+      </w:r>
+      <w:r>
+        <w:t xml:space="preserve"> as </w:t>
+      </w:r>
+      <w:r>
+        <w:t>a form of pressure politics, which force change through tactics like “</w:t>
       </w:r>
       <w:r>
         <w:t>consumer boycotts, protests, and public shaming</w:t>
       </w:r>
       <w:r>
-        <w:t>” (cite). The canoe-trip brought international attention to the Cree’s journey, and their rhetoric around</w:t>
+        <w:t xml:space="preserve">” </w:t>
+      </w:r>
+      <w:r>
+        <w:fldChar w:fldCharType="begin"/>
+      </w:r>
+      <w:r>
+        <w:instrText xml:space="preserve"> ADDIN ZOTERO_ITEM CSL_CITATION {"citationID":"kZHPxTxX","properties":{"formattedCitation":"(Sustainability Directory)","plainCitation":"(Sustainability Directory)","noteIndex":0},"citationItems":[{"id":857,"uris":["http://zotero.org/users/9674183/items/AYQB3B77"],"itemData":{"id":857,"type":"post-weblog","abstract":"Meaning → Networks operating across borders to influence global norms and policies, particularly on sustainability issues. → Term","container-title":"Climate → Sustainability Directory","language":"en-US","title":"Transnational Advocacy Networks","URL":"https://climate.sustainability-directory.com/term/transnational-advocacy-networks/","author":[{"literal":"Sustainability Directory"}],"accessed":{"date-parts":[["2026",3,2]]},"issued":{"date-parts":[["2025",3,5]]}}}],"schema":"https://github.com/citation-style-language/schema/raw/master/csl-citation.json"} </w:instrText>
+      </w:r>
+      <w:r>
+        <w:fldChar w:fldCharType="separate"/>
+      </w:r>
+      <w:r>
+        <w:rPr>
+          <w:noProof/>
+        </w:rPr>
+        <w:t>(Sustainability Directory)</w:t>
+      </w:r>
+      <w:r>
+        <w:fldChar w:fldCharType="end"/>
+      </w:r>
+      <w:r>
+        <w:t xml:space="preserve">. The trip brought international attention to the Cree’s </w:t>
+      </w:r>
+      <w:r>
+        <w:t>struggle</w:t>
+      </w:r>
+      <w:r>
+        <w:t>, and their rhetoric around</w:t>
       </w:r>
       <w:r>
         <w:t xml:space="preserve"> </w:t>
@@ -233,10 +267,25 @@
         <w:t>If they were to build a dam in America […] there would be an outcry. But when it happens on Indian lands, they ask us to move over – ‘move over Indian’ […] we are saying it is unacceptable</w:t>
       </w:r>
       <w:r>
-        <w:t>”) are the consummate definition of public shaming</w:t>
-      </w:r>
-      <w:r>
-        <w:t xml:space="preserve"> (</w:t>
+        <w:t xml:space="preserve">”) </w:t>
+      </w:r>
+      <w:r>
+        <w:t xml:space="preserve">is effective </w:t>
+      </w:r>
+      <w:r>
+        <w:t>public shaming</w:t>
+      </w:r>
+      <w:r>
+        <w:t xml:space="preserve"> </w:t>
+      </w:r>
+      <w:r>
+        <w:t xml:space="preserve">of the utility </w:t>
+      </w:r>
+      <w:r>
+        <w:t>(</w:t>
+      </w:r>
+      <w:r>
+        <w:t xml:space="preserve">Isaacsson, </w:t>
       </w:r>
       <w:r>
         <w:t>00:17:09</w:t>
@@ -248,13 +297,61 @@
         <w:t xml:space="preserve">. The Cree’s work in New York also took advantage of their unique access. </w:t>
       </w:r>
       <w:r>
-        <w:t xml:space="preserve">Not only did they work with a New York state legislator to introduce the bill that would eventually withdraw New York from the purchasing agreement, but they also elevated the issue’s importance by working with </w:t>
+        <w:t xml:space="preserve">Not only did they </w:t>
+      </w:r>
+      <w:r>
+        <w:t>have</w:t>
+      </w:r>
+      <w:r>
+        <w:t xml:space="preserve"> a New York state legislator </w:t>
+      </w:r>
+      <w:r>
+        <w:t xml:space="preserve">who </w:t>
+      </w:r>
+      <w:r>
+        <w:t>introduce</w:t>
+      </w:r>
+      <w:r>
+        <w:t xml:space="preserve">d </w:t>
+      </w:r>
+      <w:r>
+        <w:t xml:space="preserve">the bill that would eventually withdraw New York from the purchasing agreement, but they also elevated the issue’s importance by working with </w:t>
       </w:r>
       <w:r>
         <w:t>political celebrity Robert F. Kennedy</w:t>
       </w:r>
       <w:r>
-        <w:t xml:space="preserve">. Not only was this issue within his policy portfolio, but his reputation was so well known that it gave the Cree’s complaint a higher degree of legitimacy. Through public shame, international attention, and protest, the Cree used pressure politics </w:t>
+        <w:t xml:space="preserve">. </w:t>
+      </w:r>
+      <w:r>
+        <w:t xml:space="preserve">The </w:t>
+      </w:r>
+      <w:r>
+        <w:t xml:space="preserve">issue </w:t>
+      </w:r>
+      <w:r>
+        <w:t xml:space="preserve">was </w:t>
+      </w:r>
+      <w:r>
+        <w:t xml:space="preserve">within his policy </w:t>
+      </w:r>
+      <w:r>
+        <w:t xml:space="preserve">portfolio, and </w:t>
+      </w:r>
+      <w:r>
+        <w:t xml:space="preserve">his </w:t>
+      </w:r>
+      <w:r>
+        <w:t xml:space="preserve">advocacy </w:t>
+      </w:r>
+      <w:r>
+        <w:t xml:space="preserve">gave the Cree’s complaint a higher </w:t>
+      </w:r>
+      <w:r>
+        <w:t>profile</w:t>
+      </w:r>
+      <w:r>
+        <w:t xml:space="preserve">. Through public shame, international attention, and protest, the Cree used pressure politics </w:t>
       </w:r>
       <w:r>
         <w:t xml:space="preserve">to slow the dam development. </w:t>
@@ -263,81 +360,278 @@
     <w:p/>
     <w:p>
       <w:r>
-        <w:t xml:space="preserve">However, the Cree aren’t a traditional transnational advocacy network. Outside of RFK Jr., the Cree work across international lines primarily with governmental actors – members of the New York public legislature are technically part of the state. However, through its exploration of “the Cree”, “Power” suggests a new definition of transnationalism. One of the documentary’s strong points is a common weakness of other media: the tendency to homogenize and make a monolith all Native people. While the documentary shows that Coon-Comes is the elected Grand-Chief of the Cree, and the spokesperson on their behalf in American rooms, it also shows the fractious people he’s tasked with representing. Over the years fighting against Hydro-Quebec, the Cree people face internal conflict and disagreement about the best course of </w:t>
+        <w:t xml:space="preserve">However, the Cree aren’t a traditional transnational advocacy network. </w:t>
+      </w:r>
+      <w:r>
+        <w:t xml:space="preserve">They are a singular First Nation working primarily with the American </w:t>
+      </w:r>
+      <w:r>
+        <w:t>government</w:t>
+      </w:r>
+      <w:r>
+        <w:t xml:space="preserve"> </w:t>
+      </w:r>
+      <w:r>
+        <w:t>– members of the New York public legislature are technically part of the state. However, through its exploration of the Cree</w:t>
+      </w:r>
+      <w:r>
+        <w:t xml:space="preserve"> population and internal politics</w:t>
+      </w:r>
+      <w:r>
+        <w:t xml:space="preserve">, “Power” suggests a new definition of transnationalism. One of the documentary’s </w:t>
+      </w:r>
+      <w:r>
+        <w:t xml:space="preserve">unique strengths </w:t>
+      </w:r>
+      <w:r>
+        <w:t xml:space="preserve">is </w:t>
+      </w:r>
+      <w:r>
+        <w:t xml:space="preserve">that it doesn’t </w:t>
+      </w:r>
+      <w:r>
+        <w:t xml:space="preserve">homogenize and all </w:t>
+      </w:r>
+      <w:r>
+        <w:t>Cree</w:t>
+      </w:r>
+      <w:r>
+        <w:t>. While Coon-Comes is the elected Grand-Chief of the Cree</w:t>
+      </w:r>
+      <w:r>
+        <w:t xml:space="preserve"> </w:t>
+      </w:r>
+      <w:r>
+        <w:t>and the</w:t>
+      </w:r>
+      <w:r>
+        <w:t xml:space="preserve">ir </w:t>
+      </w:r>
+      <w:r>
+        <w:t>spokesperson on the</w:t>
+      </w:r>
+      <w:r>
+        <w:t xml:space="preserve"> international stage</w:t>
+      </w:r>
+      <w:r>
+        <w:t xml:space="preserve">, </w:t>
+      </w:r>
+      <w:r>
+        <w:t>he represents a</w:t>
+      </w:r>
+      <w:r>
+        <w:t xml:space="preserve"> conflicted</w:t>
+      </w:r>
+      <w:r>
+        <w:t xml:space="preserve"> people. Over the years fighting against Hydro-Qu</w:t>
+      </w:r>
+      <w:r>
+        <w:t>é</w:t>
+      </w:r>
+      <w:r>
+        <w:t>b</w:t>
+      </w:r>
+      <w:r>
+        <w:t>ec</w:t>
+      </w:r>
+      <w:r>
+        <w:t xml:space="preserve">, the Cree </w:t>
+      </w:r>
+      <w:r>
+        <w:t xml:space="preserve">struggle with </w:t>
+      </w:r>
+      <w:r>
+        <w:t xml:space="preserve">internal disagreement about the best course of action. </w:t>
+      </w:r>
+      <w:r>
+        <w:t>T</w:t>
+      </w:r>
+      <w:r>
+        <w:t xml:space="preserve">he documentary spends time with </w:t>
+      </w:r>
+      <w:r>
+        <w:t xml:space="preserve">several </w:t>
+      </w:r>
+      <w:r>
+        <w:t xml:space="preserve">perspectives – </w:t>
+      </w:r>
+      <w:r>
+        <w:t xml:space="preserve">Chiefs </w:t>
+      </w:r>
+      <w:r>
+        <w:t xml:space="preserve">who are mistrustful of </w:t>
+      </w:r>
+      <w:r>
+        <w:t xml:space="preserve">external </w:t>
+      </w:r>
+      <w:r>
+        <w:t>help</w:t>
+      </w:r>
+      <w:r>
+        <w:t xml:space="preserve">, Chiefs who have lost faith in Coon-Comes’ leadership, and even those who believe there are bigger issues at </w:t>
       </w:r>
       <w:r>
         <w:lastRenderedPageBreak/>
-        <w:t xml:space="preserve">action. Where some are willing to concede to </w:t>
-      </w:r>
-      <w:r>
-        <w:t>Hydro-Québec</w:t>
-      </w:r>
-      <w:r>
-        <w:t>’s offer of recompense for flooding in a James Bay Dam (Coon-Comes), the documentary spends time with Cree of all perspectives – those who believe the Cree cannot accept anything from the Canadian government (Chief of Great Whale Matthew Mukash), and those who are even more insular, and distrustful of any non-Cree (Chief of the Waskaganish Billy Diamond or activist Dian</w:t>
-      </w:r>
-      <w:r>
-        <w:t>n</w:t>
-      </w:r>
-      <w:r>
-        <w:t>e Reid). The film also spends time outside of decision</w:t>
-      </w:r>
-      <w:r>
-        <w:t>-</w:t>
-      </w:r>
-      <w:r>
-        <w:t xml:space="preserve">making rooms, showing the </w:t>
+        <w:t xml:space="preserve">hand than Hydro-Québec. </w:t>
+      </w:r>
+      <w:r>
+        <w:t xml:space="preserve">The film also </w:t>
+      </w:r>
+      <w:r>
+        <w:t xml:space="preserve">depicts </w:t>
       </w:r>
       <w:r>
         <w:t>community forums</w:t>
       </w:r>
       <w:r>
-        <w:t xml:space="preserve"> where Cree elders and activists try to persuade their leaders to pursue one course of action or another. </w:t>
-      </w:r>
-      <w:r>
-        <w:t xml:space="preserve">Further, this issue isn’t just affecting the Cree – the canoe from Quebec to New York also carried Inuit leaders whose lands would also be affected by Great Whale. All of these parties together suggest that “Power”’s definition of transnational doesn’t rely on formal state lines – but rather that any motion carried out by the entire the Cree nation or many Indigenous bands (and thus, all forms of resistance to Hydro-Quebec in the film) is inherently transnational because the people are not one state. </w:t>
+        <w:t xml:space="preserve"> where Cree try to persuade their leaders to pursue </w:t>
+      </w:r>
+      <w:r>
+        <w:t xml:space="preserve">a specific </w:t>
+      </w:r>
+      <w:r>
+        <w:t xml:space="preserve">course of action. </w:t>
+      </w:r>
+      <w:r>
+        <w:t xml:space="preserve">Further, this issue isn’t just affecting the Cree – the canoe from </w:t>
+      </w:r>
+      <w:r>
+        <w:t>Qué</w:t>
+      </w:r>
+      <w:r>
+        <w:t>bec to New York also carried Inuit leaders</w:t>
+      </w:r>
+      <w:r>
+        <w:t>hip</w:t>
+      </w:r>
+      <w:r>
+        <w:t xml:space="preserve">. </w:t>
+      </w:r>
+      <w:r>
+        <w:t xml:space="preserve">That “Power” shows how Québec’s First Nations </w:t>
+      </w:r>
+      <w:r>
+        <w:t>are composed of disagreeing bands who are united behind one cause</w:t>
+      </w:r>
+      <w:r>
+        <w:t xml:space="preserve"> suggests that </w:t>
+      </w:r>
+      <w:r>
+        <w:t>transnational</w:t>
+      </w:r>
+      <w:r>
+        <w:t>ism</w:t>
+      </w:r>
+      <w:r>
+        <w:t xml:space="preserve"> doesn’t rely on formal state lines – but rather that any </w:t>
+      </w:r>
+      <w:r>
+        <w:t xml:space="preserve">action </w:t>
+      </w:r>
+      <w:r>
+        <w:t xml:space="preserve">by </w:t>
+      </w:r>
+      <w:r>
+        <w:t xml:space="preserve">many </w:t>
+      </w:r>
+      <w:r>
+        <w:t xml:space="preserve">Indigenous bands (and thus, all </w:t>
+      </w:r>
+      <w:r>
+        <w:t>resistance to Hydro-Québec</w:t>
+      </w:r>
+      <w:r>
+        <w:t xml:space="preserve">) is inherently transnational because the people are not </w:t>
+      </w:r>
+      <w:r>
+        <w:t xml:space="preserve">of any </w:t>
+      </w:r>
+      <w:r>
+        <w:t xml:space="preserve">one </w:t>
+      </w:r>
+      <w:r>
+        <w:t>nation</w:t>
+      </w:r>
+      <w:r>
+        <w:t xml:space="preserve">. </w:t>
       </w:r>
     </w:p>
     <w:p/>
     <w:p>
       <w:r>
-        <w:t>The film’s exploration of the various components of Cree resistance also highlights the unique weaknesses of TANs</w:t>
+        <w:t xml:space="preserve">The film’s exploration of the </w:t>
+      </w:r>
+      <w:r>
+        <w:t xml:space="preserve">Cree bands also </w:t>
+      </w:r>
+      <w:r>
+        <w:t>highlights the unique weaknesses of TANs</w:t>
       </w:r>
       <w:r>
         <w:t xml:space="preserve">. Any group of people </w:t>
       </w:r>
       <w:r>
-        <w:t xml:space="preserve">that large </w:t>
-      </w:r>
-      <w:r>
-        <w:t xml:space="preserve">working together without the </w:t>
-      </w:r>
-      <w:r>
-        <w:t xml:space="preserve">defined </w:t>
-      </w:r>
-      <w:r>
-        <w:t xml:space="preserve">bounds of </w:t>
-      </w:r>
-      <w:r>
-        <w:t xml:space="preserve">a </w:t>
-      </w:r>
-      <w:r>
-        <w:t xml:space="preserve">formal </w:t>
-      </w:r>
-      <w:r>
-        <w:t xml:space="preserve">structure risks their movement losing momentum or dissolving entirely </w:t>
-      </w:r>
-      <w:r>
-        <w:t>– a network is only as strong as its connections. Throughout the film, the Cree often face setbacks and internal conflicts, the strongest of which is when Hydro-Quebec offers $50 million in compensatory funds for flooding damage from another dam project. Coon-Comes accepts the funding despite the protests from other Chiefs, concerned that it weakens their political resistance to the Great Whale project. The film shows how deep of a betrayal Coon-Comes’ executive decision was by likening it to the initial sale of Cree lands to the Quebec government in 19</w:t>
+        <w:t xml:space="preserve">informally </w:t>
+      </w:r>
+      <w:r>
+        <w:t xml:space="preserve">working together </w:t>
+      </w:r>
+      <w:r>
+        <w:t>risks their movement dissolving</w:t>
+      </w:r>
+      <w:r>
+        <w:t xml:space="preserve"> when their collaboration weakens </w:t>
+      </w:r>
+      <w:r>
+        <w:t xml:space="preserve">– a network is only as strong as its connections. Throughout </w:t>
+      </w:r>
+      <w:r>
+        <w:t>“Power”</w:t>
+      </w:r>
+      <w:r>
+        <w:t xml:space="preserve">, the Cree often face internal conflicts, the </w:t>
+      </w:r>
+      <w:r>
+        <w:t xml:space="preserve">worst </w:t>
+      </w:r>
+      <w:r>
+        <w:t>of which is when Hydro-Quebec offers $50 million in compensat</w:t>
+      </w:r>
+      <w:r>
+        <w:t xml:space="preserve">ion </w:t>
+      </w:r>
+      <w:r>
+        <w:t>for flooding damage from another dam project. Coon-Comes accepts the funding despite the protests from other Chiefs,</w:t>
+      </w:r>
+      <w:r>
+        <w:t xml:space="preserve"> who are</w:t>
+      </w:r>
+      <w:r>
+        <w:t xml:space="preserve"> concerned that it weakens their political resistance to Great Whale. The film shows how deep of a betrayal Coon-Comes’ executive decision was by likening it to the initial sale of Cree lands to the </w:t>
+      </w:r>
+      <w:r>
+        <w:t xml:space="preserve">Québec </w:t>
+      </w:r>
+      <w:r>
+        <w:t>government in 19</w:t>
       </w:r>
       <w:r>
         <w:t>75</w:t>
       </w:r>
       <w:r>
-        <w:t xml:space="preserve">. The film poignantly illustrates the tension between a collective and non-hierarchical structure (the Cree TAN) and an outside world which doesn’t allow for nuanced </w:t>
-      </w:r>
+        <w:t>. The film poignantly illustrates the tension between a collective</w:t>
+      </w:r>
+      <w:r>
+        <w:t xml:space="preserve"> democratic </w:t>
+      </w:r>
+      <w:r>
+        <w:t xml:space="preserve">structure (the Cree TAN) and an outside world which doesn’t allow for nuanced </w:t>
+      </w:r>
+      <w:proofErr w:type="gramStart"/>
       <w:r>
         <w:t>choice, but</w:t>
       </w:r>
+      <w:proofErr w:type="gramEnd"/>
       <w:r>
         <w:t xml:space="preserve"> </w:t>
       </w:r>
@@ -345,7 +639,7 @@
         <w:t xml:space="preserve">rather </w:t>
       </w:r>
       <w:r>
-        <w:t>demands a singular representative of the Cree sign or not sign a contract agreement.</w:t>
+        <w:t>demands a singular representative of the Cree sign or not sign a contract.</w:t>
       </w:r>
       <w:r>
         <w:t xml:space="preserve"> Further, it also shows that a structure without a formal measure of accountability can be corrupted – that any decision made by Coon-Comes</w:t>
@@ -395,46 +689,6 @@
     </w:sectPr>
   </w:body>
 </w:document>
-</file>
-
-<file path=word/comments.xml><?xml version="1.0" encoding="utf-8"?>
-<w:comments xmlns:wpc="http://schemas.microsoft.com/office/word/2010/wordprocessingCanvas" xmlns:cx="http://schemas.microsoft.com/office/drawing/2014/chartex" xmlns:cx1="http://schemas.microsoft.com/office/drawing/2015/9/8/chartex" xmlns:cx2="http://schemas.microsoft.com/office/drawing/2015/10/21/chartex" xmlns:cx3="http://schemas.microsoft.com/office/drawing/2016/5/9/chartex" xmlns:cx4="http://schemas.microsoft.com/office/drawing/2016/5/10/chartex" xmlns:cx5="http://schemas.microsoft.com/office/drawing/2016/5/11/chartex" xmlns:cx6="http://schemas.microsoft.com/office/drawing/2016/5/12/chartex" xmlns:cx7="http://schemas.microsoft.com/office/drawing/2016/5/13/chartex" xmlns:cx8="http://schemas.microsoft.com/office/drawing/2016/5/14/chartex" xmlns:mc="http://schemas.openxmlformats.org/markup-compatibility/2006" xmlns:aink="http://schemas.microsoft.com/office/drawing/2016/ink" xmlns:am3d="http://schemas.microsoft.com/office/drawing/2017/model3d" xmlns:o="urn:schemas-microsoft-com:office:office" xmlns:oel="http://schemas.microsoft.com/office/2019/extlst" xmlns:r="http://schemas.openxmlformats.org/officeDocument/2006/relationships" xmlns:m="http://schemas.openxmlformats.org/officeDocument/2006/math" xmlns:v="urn:schemas-microsoft-com:vml" xmlns:wp14="http://schemas.microsoft.com/office/word/2010/wordprocessingDrawing" xmlns:wp="http://schemas.openxmlformats.org/drawingml/2006/wordprocessingDrawing" xmlns:w10="urn:schemas-microsoft-com:office:word" xmlns:w="http://schemas.openxmlformats.org/wordprocessingml/2006/main" xmlns:w14="http://schemas.microsoft.com/office/word/2010/wordml" xmlns:w15="http://schemas.microsoft.com/office/word/2012/wordml" xmlns:w16cex="http://schemas.microsoft.com/office/word/2018/wordml/cex" xmlns:w16cid="http://schemas.microsoft.com/office/word/2016/wordml/cid" xmlns:w16="http://schemas.microsoft.com/office/word/2018/wordml" xmlns:w16du="http://schemas.microsoft.com/office/word/2023/wordml/word16du" xmlns:w16sdtdh="http://schemas.microsoft.com/office/word/2020/wordml/sdtdatahash" xmlns:w16sdtfl="http://schemas.microsoft.com/office/word/2024/wordml/sdtformatlock" xmlns:w16se="http://schemas.microsoft.com/office/word/2015/wordml/symex" xmlns:wpg="http://schemas.microsoft.com/office/word/2010/wordprocessingGroup" xmlns:wpi="http://schemas.microsoft.com/office/word/2010/wordprocessingInk" xmlns:wne="http://schemas.microsoft.com/office/word/2006/wordml" xmlns:wps="http://schemas.microsoft.com/office/word/2010/wordprocessingShape" mc:Ignorable="w14 w15 w16se w16cid w16 w16cex w16sdtdh w16sdtfl w16du wp14">
-  <w:comment w:id="0" w:author="Sirohi Kumar" w:date="2026-03-02T18:58:00Z" w:initials="SK">
-    <w:p>
-      <w:r>
-        <w:rPr>
-          <w:rStyle w:val="CommentReference"/>
-        </w:rPr>
-        <w:annotationRef/>
-      </w:r>
-      <w:r>
-        <w:rPr>
-          <w:sz w:val="20"/>
-          <w:szCs w:val="20"/>
-        </w:rPr>
-        <w:t>combine</w:t>
-      </w:r>
-    </w:p>
-  </w:comment>
-</w:comments>
-</file>
-
-<file path=word/commentsExtended.xml><?xml version="1.0" encoding="utf-8"?>
-<w15:commentsEx xmlns:wpc="http://schemas.microsoft.com/office/word/2010/wordprocessingCanvas" xmlns:cx="http://schemas.microsoft.com/office/drawing/2014/chartex" xmlns:cx1="http://schemas.microsoft.com/office/drawing/2015/9/8/chartex" xmlns:cx2="http://schemas.microsoft.com/office/drawing/2015/10/21/chartex" xmlns:cx3="http://schemas.microsoft.com/office/drawing/2016/5/9/chartex" xmlns:cx4="http://schemas.microsoft.com/office/drawing/2016/5/10/chartex" xmlns:cx5="http://schemas.microsoft.com/office/drawing/2016/5/11/chartex" xmlns:cx6="http://schemas.microsoft.com/office/drawing/2016/5/12/chartex" xmlns:cx7="http://schemas.microsoft.com/office/drawing/2016/5/13/chartex" xmlns:cx8="http://schemas.microsoft.com/office/drawing/2016/5/14/chartex" xmlns:mc="http://schemas.openxmlformats.org/markup-compatibility/2006" xmlns:aink="http://schemas.microsoft.com/office/drawing/2016/ink" xmlns:am3d="http://schemas.microsoft.com/office/drawing/2017/model3d" xmlns:o="urn:schemas-microsoft-com:office:office" xmlns:oel="http://schemas.microsoft.com/office/2019/extlst" xmlns:r="http://schemas.openxmlformats.org/officeDocument/2006/relationships" xmlns:m="http://schemas.openxmlformats.org/officeDocument/2006/math" xmlns:v="urn:schemas-microsoft-com:vml" xmlns:wp14="http://schemas.microsoft.com/office/word/2010/wordprocessingDrawing" xmlns:wp="http://schemas.openxmlformats.org/drawingml/2006/wordprocessingDrawing" xmlns:w10="urn:schemas-microsoft-com:office:word" xmlns:w="http://schemas.openxmlformats.org/wordprocessingml/2006/main" xmlns:w14="http://schemas.microsoft.com/office/word/2010/wordml" xmlns:w15="http://schemas.microsoft.com/office/word/2012/wordml" xmlns:w16cex="http://schemas.microsoft.com/office/word/2018/wordml/cex" xmlns:w16cid="http://schemas.microsoft.com/office/word/2016/wordml/cid" xmlns:w16="http://schemas.microsoft.com/office/word/2018/wordml" xmlns:w16du="http://schemas.microsoft.com/office/word/2023/wordml/word16du" xmlns:w16sdtdh="http://schemas.microsoft.com/office/word/2020/wordml/sdtdatahash" xmlns:w16sdtfl="http://schemas.microsoft.com/office/word/2024/wordml/sdtformatlock" xmlns:w16se="http://schemas.microsoft.com/office/word/2015/wordml/symex" xmlns:wpg="http://schemas.microsoft.com/office/word/2010/wordprocessingGroup" xmlns:wpi="http://schemas.microsoft.com/office/word/2010/wordprocessingInk" xmlns:wne="http://schemas.microsoft.com/office/word/2006/wordml" xmlns:wps="http://schemas.microsoft.com/office/word/2010/wordprocessingShape" mc:Ignorable="w14 w15 w16se w16cid w16 w16cex w16sdtdh w16sdtfl w16du wp14">
-  <w15:commentEx w15:paraId="208A0918" w15:done="0"/>
-</w15:commentsEx>
-</file>
-
-<file path=word/commentsExtensible.xml><?xml version="1.0" encoding="utf-8"?>
-<w16cex:commentsExtensible xmlns:wpc="http://schemas.microsoft.com/office/word/2010/wordprocessingCanvas" xmlns:cx="http://schemas.microsoft.com/office/drawing/2014/chartex" xmlns:cx1="http://schemas.microsoft.com/office/drawing/2015/9/8/chartex" xmlns:cx2="http://schemas.microsoft.com/office/drawing/2015/10/21/chartex" xmlns:cx3="http://schemas.microsoft.com/office/drawing/2016/5/9/chartex" xmlns:cx4="http://schemas.microsoft.com/office/drawing/2016/5/10/chartex" xmlns:cx5="http://schemas.microsoft.com/office/drawing/2016/5/11/chartex" xmlns:cx6="http://schemas.microsoft.com/office/drawing/2016/5/12/chartex" xmlns:cx7="http://schemas.microsoft.com/office/drawing/2016/5/13/chartex" xmlns:cx8="http://schemas.microsoft.com/office/drawing/2016/5/14/chartex" xmlns:cr="http://schemas.microsoft.com/office/comments/2020/reactions" xmlns:mc="http://schemas.openxmlformats.org/markup-compatibility/2006" xmlns:aink="http://schemas.microsoft.com/office/drawing/2016/ink" xmlns:am3d="http://schemas.microsoft.com/office/drawing/2017/model3d" xmlns:o="urn:schemas-microsoft-com:office:office" xmlns:oel="http://schemas.microsoft.com/office/2019/extlst" xmlns:r="http://schemas.openxmlformats.org/officeDocument/2006/relationships" xmlns:m="http://schemas.openxmlformats.org/officeDocument/2006/math" xmlns:v="urn:schemas-microsoft-com:vml" xmlns:wp14="http://schemas.microsoft.com/office/word/2010/wordprocessingDrawing" xmlns:wp="http://schemas.openxmlformats.org/drawingml/2006/wordprocessingDrawing" xmlns:w10="urn:schemas-microsoft-com:office:word" xmlns:w="http://schemas.openxmlformats.org/wordprocessingml/2006/main" xmlns:w14="http://schemas.microsoft.com/office/word/2010/wordml" xmlns:w15="http://schemas.microsoft.com/office/word/2012/wordml" xmlns:w16cex="http://schemas.microsoft.com/office/word/2018/wordml/cex" xmlns:w16cid="http://schemas.microsoft.com/office/word/2016/wordml/cid" xmlns:w16="http://schemas.microsoft.com/office/word/2018/wordml" xmlns:w16du="http://schemas.microsoft.com/office/word/2023/wordml/word16du" xmlns:w16sdtdh="http://schemas.microsoft.com/office/word/2020/wordml/sdtdatahash" xmlns:w16sdtfl="http://schemas.microsoft.com/office/word/2024/wordml/sdtformatlock" xmlns:w16se="http://schemas.microsoft.com/office/word/2015/wordml/symex" xmlns:wpg="http://schemas.microsoft.com/office/word/2010/wordprocessingGroup" xmlns:wpi="http://schemas.microsoft.com/office/word/2010/wordprocessingInk" xmlns:wne="http://schemas.microsoft.com/office/word/2006/wordml" xmlns:wps="http://schemas.microsoft.com/office/word/2010/wordprocessingShape" mc:Ignorable="w14 w15 w16se w16cid w16 w16cex w16sdtdh w16sdtfl cr w16du wp14">
-  <w16cex:commentExtensible w16cex:durableId="6764C445" w16cex:dateUtc="2026-03-02T23:58:00Z"/>
-</w16cex:commentsExtensible>
-</file>
-
-<file path=word/commentsIds.xml><?xml version="1.0" encoding="utf-8"?>
-<w16cid:commentsIds xmlns:wpc="http://schemas.microsoft.com/office/word/2010/wordprocessingCanvas" xmlns:cx="http://schemas.microsoft.com/office/drawing/2014/chartex" xmlns:cx1="http://schemas.microsoft.com/office/drawing/2015/9/8/chartex" xmlns:cx2="http://schemas.microsoft.com/office/drawing/2015/10/21/chartex" xmlns:cx3="http://schemas.microsoft.com/office/drawing/2016/5/9/chartex" xmlns:cx4="http://schemas.microsoft.com/office/drawing/2016/5/10/chartex" xmlns:cx5="http://schemas.microsoft.com/office/drawing/2016/5/11/chartex" xmlns:cx6="http://schemas.microsoft.com/office/drawing/2016/5/12/chartex" xmlns:cx7="http://schemas.microsoft.com/office/drawing/2016/5/13/chartex" xmlns:cx8="http://schemas.microsoft.com/office/drawing/2016/5/14/chartex" xmlns:mc="http://schemas.openxmlformats.org/markup-compatibility/2006" xmlns:aink="http://schemas.microsoft.com/office/drawing/2016/ink" xmlns:am3d="http://schemas.microsoft.com/office/drawing/2017/model3d" xmlns:o="urn:schemas-microsoft-com:office:office" xmlns:oel="http://schemas.microsoft.com/office/2019/extlst" xmlns:r="http://schemas.openxmlformats.org/officeDocument/2006/relationships" xmlns:m="http://schemas.openxmlformats.org/officeDocument/2006/math" xmlns:v="urn:schemas-microsoft-com:vml" xmlns:wp14="http://schemas.microsoft.com/office/word/2010/wordprocessingDrawing" xmlns:wp="http://schemas.openxmlformats.org/drawingml/2006/wordprocessingDrawing" xmlns:w10="urn:schemas-microsoft-com:office:word" xmlns:w="http://schemas.openxmlformats.org/wordprocessingml/2006/main" xmlns:w14="http://schemas.microsoft.com/office/word/2010/wordml" xmlns:w15="http://schemas.microsoft.com/office/word/2012/wordml" xmlns:w16cex="http://schemas.microsoft.com/office/word/2018/wordml/cex" xmlns:w16cid="http://schemas.microsoft.com/office/word/2016/wordml/cid" xmlns:w16="http://schemas.microsoft.com/office/word/2018/wordml" xmlns:w16du="http://schemas.microsoft.com/office/word/2023/wordml/word16du" xmlns:w16sdtdh="http://schemas.microsoft.com/office/word/2020/wordml/sdtdatahash" xmlns:w16sdtfl="http://schemas.microsoft.com/office/word/2024/wordml/sdtformatlock" xmlns:w16se="http://schemas.microsoft.com/office/word/2015/wordml/symex" xmlns:wpg="http://schemas.microsoft.com/office/word/2010/wordprocessingGroup" xmlns:wpi="http://schemas.microsoft.com/office/word/2010/wordprocessingInk" xmlns:wne="http://schemas.microsoft.com/office/word/2006/wordml" xmlns:wps="http://schemas.microsoft.com/office/word/2010/wordprocessingShape" mc:Ignorable="w14 w15 w16se w16cid w16 w16cex w16sdtdh w16sdtfl w16du wp14">
-  <w16cid:commentId w16cid:paraId="208A0918" w16cid:durableId="6764C445"/>
-</w16cid:commentsIds>
 </file>
 
 <file path=word/endnotes.xml><?xml version="1.0" encoding="utf-8"?>
@@ -593,14 +847,6 @@
     <w:abstractNumId w:val="0"/>
   </w:num>
 </w:numbering>
-</file>
-
-<file path=word/people.xml><?xml version="1.0" encoding="utf-8"?>
-<w15:people xmlns:wpc="http://schemas.microsoft.com/office/word/2010/wordprocessingCanvas" xmlns:cx="http://schemas.microsoft.com/office/drawing/2014/chartex" xmlns:cx1="http://schemas.microsoft.com/office/drawing/2015/9/8/chartex" xmlns:cx2="http://schemas.microsoft.com/office/drawing/2015/10/21/chartex" xmlns:cx3="http://schemas.microsoft.com/office/drawing/2016/5/9/chartex" xmlns:cx4="http://schemas.microsoft.com/office/drawing/2016/5/10/chartex" xmlns:cx5="http://schemas.microsoft.com/office/drawing/2016/5/11/chartex" xmlns:cx6="http://schemas.microsoft.com/office/drawing/2016/5/12/chartex" xmlns:cx7="http://schemas.microsoft.com/office/drawing/2016/5/13/chartex" xmlns:cx8="http://schemas.microsoft.com/office/drawing/2016/5/14/chartex" xmlns:mc="http://schemas.openxmlformats.org/markup-compatibility/2006" xmlns:aink="http://schemas.microsoft.com/office/drawing/2016/ink" xmlns:am3d="http://schemas.microsoft.com/office/drawing/2017/model3d" xmlns:o="urn:schemas-microsoft-com:office:office" xmlns:oel="http://schemas.microsoft.com/office/2019/extlst" xmlns:r="http://schemas.openxmlformats.org/officeDocument/2006/relationships" xmlns:m="http://schemas.openxmlformats.org/officeDocument/2006/math" xmlns:v="urn:schemas-microsoft-com:vml" xmlns:wp14="http://schemas.microsoft.com/office/word/2010/wordprocessingDrawing" xmlns:wp="http://schemas.openxmlformats.org/drawingml/2006/wordprocessingDrawing" xmlns:w10="urn:schemas-microsoft-com:office:word" xmlns:w="http://schemas.openxmlformats.org/wordprocessingml/2006/main" xmlns:w14="http://schemas.microsoft.com/office/word/2010/wordml" xmlns:w15="http://schemas.microsoft.com/office/word/2012/wordml" xmlns:w16cex="http://schemas.microsoft.com/office/word/2018/wordml/cex" xmlns:w16cid="http://schemas.microsoft.com/office/word/2016/wordml/cid" xmlns:w16="http://schemas.microsoft.com/office/word/2018/wordml" xmlns:w16du="http://schemas.microsoft.com/office/word/2023/wordml/word16du" xmlns:w16sdtdh="http://schemas.microsoft.com/office/word/2020/wordml/sdtdatahash" xmlns:w16sdtfl="http://schemas.microsoft.com/office/word/2024/wordml/sdtformatlock" xmlns:w16se="http://schemas.microsoft.com/office/word/2015/wordml/symex" xmlns:wpg="http://schemas.microsoft.com/office/word/2010/wordprocessingGroup" xmlns:wpi="http://schemas.microsoft.com/office/word/2010/wordprocessingInk" xmlns:wne="http://schemas.microsoft.com/office/word/2006/wordml" xmlns:wps="http://schemas.microsoft.com/office/word/2010/wordprocessingShape" mc:Ignorable="w14 w15 w16se w16cid w16 w16cex w16sdtdh w16sdtfl w16du wp14">
-  <w15:person w15:author="Sirohi Kumar">
-    <w15:presenceInfo w15:providerId="AD" w15:userId="S::skumar87@smith.edu::d79e70d5-d0a0-44e6-81f3-c21c265a25fe"/>
-  </w15:person>
-</w15:people>
 </file>
 
 <file path=word/styles.xml><?xml version="1.0" encoding="utf-8"?>

--- a/Kumar - GOV254 Film Review 2 Draft.docx
+++ b/Kumar - GOV254 Film Review 2 Draft.docx
@@ -46,7 +46,19 @@
         <w:t>norms or behaviors</w:t>
       </w:r>
       <w:r>
-        <w:t>, usually toward some end not sufficiently supported</w:t>
+        <w:t xml:space="preserve">, </w:t>
+      </w:r>
+      <w:r>
+        <w:t>often toward an</w:t>
+      </w:r>
+      <w:r>
+        <w:t xml:space="preserve"> end </w:t>
+      </w:r>
+      <w:r>
+        <w:t>in</w:t>
+      </w:r>
+      <w:r>
+        <w:t>sufficiently supported</w:t>
       </w:r>
       <w:r>
         <w:t xml:space="preserve">. In the documentary “Power: One River, Two Nations”, transnational advocacy is depicted as an effective method of resistance against the actions of the state-owned power utility </w:t>
@@ -63,7 +75,13 @@
         <w:t xml:space="preserve"> land</w:t>
       </w:r>
       <w:r>
-        <w:t xml:space="preserve"> Hydro-Quebec </w:t>
+        <w:t xml:space="preserve"> Hydro-Qu</w:t>
+      </w:r>
+      <w:r>
+        <w:t>é</w:t>
+      </w:r>
+      <w:r>
+        <w:t xml:space="preserve">bec </w:t>
       </w:r>
       <w:r>
         <w:t>wants</w:t>
@@ -79,6 +97,9 @@
       </w:r>
       <w:r>
         <w:t>Hydro-Québec</w:t>
+      </w:r>
+      <w:r>
+        <w:t>’s</w:t>
       </w:r>
       <w:r>
         <w:t xml:space="preserve"> </w:t>
@@ -180,7 +201,13 @@
         <w:t xml:space="preserve">ask the state to </w:t>
       </w:r>
       <w:r>
-        <w:t xml:space="preserve">withdraw from their </w:t>
+        <w:t xml:space="preserve">withdraw from </w:t>
+      </w:r>
+      <w:r>
+        <w:t>its</w:t>
+      </w:r>
+      <w:r>
+        <w:t xml:space="preserve"> </w:t>
       </w:r>
       <w:r>
         <w:t xml:space="preserve">power </w:t>
@@ -195,7 +222,13 @@
         <w:t xml:space="preserve">. </w:t>
       </w:r>
       <w:r>
-        <w:t>Trip was widely reported on</w:t>
+        <w:t>T</w:t>
+      </w:r>
+      <w:r>
+        <w:t>he t</w:t>
+      </w:r>
+      <w:r>
+        <w:t>rip was widely reported on</w:t>
       </w:r>
       <w:r>
         <w:t xml:space="preserve"> </w:t>
@@ -390,7 +423,7 @@
         <w:t xml:space="preserve">that it doesn’t </w:t>
       </w:r>
       <w:r>
-        <w:t xml:space="preserve">homogenize and all </w:t>
+        <w:t xml:space="preserve">homogenize all </w:t>
       </w:r>
       <w:r>
         <w:t>Cree</w:t>
@@ -423,37 +456,13 @@
         <w:t xml:space="preserve"> conflicted</w:t>
       </w:r>
       <w:r>
-        <w:t xml:space="preserve"> people. Over the years fighting against Hydro-Qu</w:t>
-      </w:r>
-      <w:r>
-        <w:t>é</w:t>
-      </w:r>
-      <w:r>
-        <w:t>b</w:t>
-      </w:r>
-      <w:r>
-        <w:t>ec</w:t>
-      </w:r>
-      <w:r>
-        <w:t xml:space="preserve">, the Cree </w:t>
-      </w:r>
-      <w:r>
-        <w:t xml:space="preserve">struggle with </w:t>
-      </w:r>
-      <w:r>
-        <w:t xml:space="preserve">internal disagreement about the best course of action. </w:t>
-      </w:r>
-      <w:r>
-        <w:t>T</w:t>
-      </w:r>
-      <w:r>
-        <w:t xml:space="preserve">he documentary spends time with </w:t>
-      </w:r>
-      <w:r>
-        <w:t xml:space="preserve">several </w:t>
-      </w:r>
-      <w:r>
-        <w:t xml:space="preserve">perspectives – </w:t>
+        <w:t xml:space="preserve"> people. </w:t>
+      </w:r>
+      <w:r>
+        <w:t xml:space="preserve">While resisting Hydro-Québec, the Cree face internal disagreement about the best course of action. The documentary explores several perspectives </w:t>
+      </w:r>
+      <w:r>
+        <w:t xml:space="preserve">– </w:t>
       </w:r>
       <w:r>
         <w:t xml:space="preserve">Chiefs </w:t>
@@ -468,14 +477,14 @@
         <w:t>help</w:t>
       </w:r>
       <w:r>
-        <w:t xml:space="preserve">, Chiefs who have lost faith in Coon-Comes’ leadership, and even those who believe there are bigger issues at </w:t>
+        <w:t xml:space="preserve">, Chiefs who have lost faith in Coon-Comes’ leadership, and even those who believe there are bigger issues at hand than Hydro-Québec. </w:t>
+      </w:r>
+      <w:r>
+        <w:t xml:space="preserve">The </w:t>
       </w:r>
       <w:r>
         <w:lastRenderedPageBreak/>
-        <w:t xml:space="preserve">hand than Hydro-Québec. </w:t>
-      </w:r>
-      <w:r>
-        <w:t xml:space="preserve">The film also </w:t>
+        <w:t xml:space="preserve">film also </w:t>
       </w:r>
       <w:r>
         <w:t xml:space="preserve">depicts </w:t>
@@ -595,7 +604,19 @@
         <w:t xml:space="preserve">worst </w:t>
       </w:r>
       <w:r>
-        <w:t>of which is when Hydro-Quebec offers $50 million in compensat</w:t>
+        <w:t xml:space="preserve">of which </w:t>
+      </w:r>
+      <w:r>
+        <w:t>occurs</w:t>
+      </w:r>
+      <w:r>
+        <w:t xml:space="preserve"> when Hydro-Qu</w:t>
+      </w:r>
+      <w:r>
+        <w:t>é</w:t>
+      </w:r>
+      <w:r>
+        <w:t>bec offers $50 million in compensat</w:t>
       </w:r>
       <w:r>
         <w:t xml:space="preserve">ion </w:t>
@@ -607,7 +628,7 @@
         <w:t xml:space="preserve"> who are</w:t>
       </w:r>
       <w:r>
-        <w:t xml:space="preserve"> concerned that it weakens their political resistance to Great Whale. The film shows how deep of a betrayal Coon-Comes’ executive decision was by likening it to the initial sale of Cree lands to the </w:t>
+        <w:t xml:space="preserve"> concerned that it weakens their political resistance to Great Whale. The film shows how deep a betrayal Coon-Comes’ executive decision was by likening it to the initial sale of Cree lands to the </w:t>
       </w:r>
       <w:r>
         <w:t xml:space="preserve">Québec </w:t>
@@ -625,13 +646,17 @@
         <w:t xml:space="preserve"> democratic </w:t>
       </w:r>
       <w:r>
-        <w:t xml:space="preserve">structure (the Cree TAN) and an outside world which doesn’t allow for nuanced </w:t>
-      </w:r>
-      <w:proofErr w:type="gramStart"/>
-      <w:r>
-        <w:t>choice, but</w:t>
-      </w:r>
-      <w:proofErr w:type="gramEnd"/>
+        <w:t xml:space="preserve">structure (the Cree TAN) and an outside world </w:t>
+      </w:r>
+      <w:r>
+        <w:t>that</w:t>
+      </w:r>
+      <w:r>
+        <w:t xml:space="preserve"> doesn’t allow for nuanced </w:t>
+      </w:r>
+      <w:r>
+        <w:t>choice but</w:t>
+      </w:r>
       <w:r>
         <w:t xml:space="preserve"> </w:t>
       </w:r>
@@ -654,31 +679,10 @@
         <w:t xml:space="preserve">replacement. </w:t>
       </w:r>
       <w:r>
-        <w:t xml:space="preserve">In so doing, </w:t>
-      </w:r>
-      <w:r>
-        <w:t xml:space="preserve">not only does </w:t>
-      </w:r>
-      <w:r>
-        <w:t xml:space="preserve">“Power” </w:t>
-      </w:r>
-      <w:r>
-        <w:t xml:space="preserve">redefine TANs, but it </w:t>
-      </w:r>
-      <w:r>
-        <w:t>shows the</w:t>
-      </w:r>
-      <w:r>
-        <w:t xml:space="preserve">ir </w:t>
-      </w:r>
-      <w:r>
-        <w:t xml:space="preserve">fragility in a way our other </w:t>
-      </w:r>
-      <w:r>
-        <w:t xml:space="preserve">in class </w:t>
-      </w:r>
-      <w:r>
-        <w:t xml:space="preserve">materials do not. </w:t>
+        <w:t>In so doing, not only does “Power” redefine TANs, but it also explores their fragility in a way our other in-class materials do not</w:t>
+      </w:r>
+      <w:r>
+        <w:t xml:space="preserve">. </w:t>
       </w:r>
     </w:p>
     <w:sectPr>

--- a/Kumar - GOV254 Film Review 2 Draft.docx
+++ b/Kumar - GOV254 Film Review 2 Draft.docx
@@ -3,692 +3,1660 @@
 <w:document xmlns:wpc="http://schemas.microsoft.com/office/word/2010/wordprocessingCanvas" xmlns:cx="http://schemas.microsoft.com/office/drawing/2014/chartex" xmlns:cx1="http://schemas.microsoft.com/office/drawing/2015/9/8/chartex" xmlns:cx2="http://schemas.microsoft.com/office/drawing/2015/10/21/chartex" xmlns:cx3="http://schemas.microsoft.com/office/drawing/2016/5/9/chartex" xmlns:cx4="http://schemas.microsoft.com/office/drawing/2016/5/10/chartex" xmlns:cx5="http://schemas.microsoft.com/office/drawing/2016/5/11/chartex" xmlns:cx6="http://schemas.microsoft.com/office/drawing/2016/5/12/chartex" xmlns:cx7="http://schemas.microsoft.com/office/drawing/2016/5/13/chartex" xmlns:cx8="http://schemas.microsoft.com/office/drawing/2016/5/14/chartex" xmlns:mc="http://schemas.openxmlformats.org/markup-compatibility/2006" xmlns:aink="http://schemas.microsoft.com/office/drawing/2016/ink" xmlns:am3d="http://schemas.microsoft.com/office/drawing/2017/model3d" xmlns:o="urn:schemas-microsoft-com:office:office" xmlns:oel="http://schemas.microsoft.com/office/2019/extlst" xmlns:r="http://schemas.openxmlformats.org/officeDocument/2006/relationships" xmlns:m="http://schemas.openxmlformats.org/officeDocument/2006/math" xmlns:v="urn:schemas-microsoft-com:vml" xmlns:wp14="http://schemas.microsoft.com/office/word/2010/wordprocessingDrawing" xmlns:wp="http://schemas.openxmlformats.org/drawingml/2006/wordprocessingDrawing" xmlns:w10="urn:schemas-microsoft-com:office:word" xmlns:w="http://schemas.openxmlformats.org/wordprocessingml/2006/main" xmlns:w14="http://schemas.microsoft.com/office/word/2010/wordml" xmlns:w15="http://schemas.microsoft.com/office/word/2012/wordml" xmlns:w16cex="http://schemas.microsoft.com/office/word/2018/wordml/cex" xmlns:w16cid="http://schemas.microsoft.com/office/word/2016/wordml/cid" xmlns:w16="http://schemas.microsoft.com/office/word/2018/wordml" xmlns:w16du="http://schemas.microsoft.com/office/word/2023/wordml/word16du" xmlns:w16sdtdh="http://schemas.microsoft.com/office/word/2020/wordml/sdtdatahash" xmlns:w16sdtfl="http://schemas.microsoft.com/office/word/2024/wordml/sdtformatlock" xmlns:w16se="http://schemas.microsoft.com/office/word/2015/wordml/symex" xmlns:wpg="http://schemas.microsoft.com/office/word/2010/wordprocessingGroup" xmlns:wpi="http://schemas.microsoft.com/office/word/2010/wordprocessingInk" xmlns:wne="http://schemas.microsoft.com/office/word/2006/wordml" xmlns:wps="http://schemas.microsoft.com/office/word/2010/wordprocessingShape" mc:Ignorable="w14 w15 w16se w16cid w16 w16cex w16sdtdh w16sdtfl w16du wp14">
   <w:body>
     <w:p>
-      <w:r>
-        <w:t>How many does it really take to tango? An exploration of transnationalism in “Power</w:t>
-      </w:r>
-      <w:r>
+      <w:pPr>
+        <w:jc w:val="center"/>
+        <w:rPr>
+          <w:rFonts w:ascii="Times New Roman" w:hAnsi="Times New Roman" w:cs="Times New Roman"/>
+          <w:b/>
+          <w:bCs/>
+          <w:u w:val="single"/>
+        </w:rPr>
+      </w:pPr>
+      <w:r>
+        <w:rPr>
+          <w:rFonts w:ascii="Times New Roman" w:hAnsi="Times New Roman" w:cs="Times New Roman"/>
+          <w:b/>
+          <w:bCs/>
+          <w:u w:val="single"/>
+        </w:rPr>
+        <w:t xml:space="preserve">How many does it really take to tango? An exploration of transnationalism in </w:t>
+      </w:r>
+      <w:r>
+        <w:rPr>
+          <w:rFonts w:ascii="Times New Roman" w:hAnsi="Times New Roman" w:cs="Times New Roman"/>
+          <w:b/>
+          <w:bCs/>
+          <w:i/>
+          <w:iCs/>
+          <w:u w:val="single"/>
+        </w:rPr>
+        <w:t>Power</w:t>
+      </w:r>
+      <w:r>
+        <w:rPr>
+          <w:rFonts w:ascii="Times New Roman" w:hAnsi="Times New Roman" w:cs="Times New Roman"/>
+          <w:b/>
+          <w:bCs/>
+          <w:i/>
+          <w:iCs/>
+          <w:u w:val="single"/>
+        </w:rPr>
         <w:t>: One River, Two Nations</w:t>
       </w:r>
-      <w:r>
-        <w:t>”</w:t>
-      </w:r>
-      <w:r>
-        <w:t xml:space="preserve"> (</w:t>
-      </w:r>
-      <w:r>
-        <w:t>1996</w:t>
-      </w:r>
-      <w:r>
+    </w:p>
+    <w:p>
+      <w:pPr>
+        <w:pStyle w:val="NormalWeb"/>
+      </w:pPr>
+      <w:r>
+        <w:t>Viewed: 02/</w:t>
+      </w:r>
+      <w:r>
+        <w:t>22</w:t>
+      </w:r>
+      <w:r>
+        <w:t xml:space="preserve">/2026 | Liked | </w:t>
+      </w:r>
+      <w:r>
+        <w:rPr>
+          <w:rFonts w:ascii="Segoe UI Symbol" w:hAnsi="Segoe UI Symbol" w:cs="Segoe UI Symbol"/>
+        </w:rPr>
+        <w:t>★★★★☆</w:t>
+      </w:r>
+      <w:r>
+        <w:t xml:space="preserve"> | Watched by </w:t>
+      </w:r>
+      <w:proofErr w:type="spellStart"/>
+      <w:r>
+        <w:t>sirohikumar</w:t>
+      </w:r>
+      <w:proofErr w:type="spellEnd"/>
+    </w:p>
+    <w:p>
+      <w:pPr>
+        <w:spacing w:line="480" w:lineRule="auto"/>
+        <w:ind w:firstLine="720"/>
+        <w:rPr>
+          <w:rFonts w:ascii="Times New Roman" w:hAnsi="Times New Roman" w:cs="Times New Roman"/>
+        </w:rPr>
+      </w:pPr>
+      <w:r>
+        <w:rPr>
+          <w:rFonts w:ascii="Times New Roman" w:hAnsi="Times New Roman" w:cs="Times New Roman"/>
+        </w:rPr>
+        <w:t xml:space="preserve">Transnational advocacy networks </w:t>
+      </w:r>
+      <w:r>
+        <w:rPr>
+          <w:rFonts w:ascii="Times New Roman" w:hAnsi="Times New Roman" w:cs="Times New Roman"/>
+        </w:rPr>
+        <w:t xml:space="preserve">(TANs) </w:t>
+      </w:r>
+      <w:r>
+        <w:rPr>
+          <w:rFonts w:ascii="Times New Roman" w:hAnsi="Times New Roman" w:cs="Times New Roman"/>
+        </w:rPr>
+        <w:t xml:space="preserve">have a storied history of </w:t>
+      </w:r>
+      <w:r>
+        <w:rPr>
+          <w:rFonts w:ascii="Times New Roman" w:hAnsi="Times New Roman" w:cs="Times New Roman"/>
+        </w:rPr>
+        <w:t xml:space="preserve">effectively applying pressure on states to influence </w:t>
+      </w:r>
+      <w:r>
+        <w:rPr>
+          <w:rFonts w:ascii="Times New Roman" w:hAnsi="Times New Roman" w:cs="Times New Roman"/>
+        </w:rPr>
+        <w:t xml:space="preserve">them to change </w:t>
+      </w:r>
+      <w:r>
+        <w:rPr>
+          <w:rFonts w:ascii="Times New Roman" w:hAnsi="Times New Roman" w:cs="Times New Roman"/>
+        </w:rPr>
+        <w:t xml:space="preserve">their </w:t>
+      </w:r>
+      <w:r>
+        <w:rPr>
+          <w:rFonts w:ascii="Times New Roman" w:hAnsi="Times New Roman" w:cs="Times New Roman"/>
+        </w:rPr>
+        <w:t>norms or behaviors</w:t>
+      </w:r>
+      <w:r>
+        <w:rPr>
+          <w:rFonts w:ascii="Times New Roman" w:hAnsi="Times New Roman" w:cs="Times New Roman"/>
+        </w:rPr>
+        <w:t xml:space="preserve">, </w:t>
+      </w:r>
+      <w:r>
+        <w:rPr>
+          <w:rFonts w:ascii="Times New Roman" w:hAnsi="Times New Roman" w:cs="Times New Roman"/>
+        </w:rPr>
+        <w:t>often toward an</w:t>
+      </w:r>
+      <w:r>
+        <w:rPr>
+          <w:rFonts w:ascii="Times New Roman" w:hAnsi="Times New Roman" w:cs="Times New Roman"/>
+        </w:rPr>
+        <w:t xml:space="preserve"> end </w:t>
+      </w:r>
+      <w:r>
+        <w:rPr>
+          <w:rFonts w:ascii="Times New Roman" w:hAnsi="Times New Roman" w:cs="Times New Roman"/>
+        </w:rPr>
+        <w:t>in</w:t>
+      </w:r>
+      <w:r>
+        <w:rPr>
+          <w:rFonts w:ascii="Times New Roman" w:hAnsi="Times New Roman" w:cs="Times New Roman"/>
+        </w:rPr>
+        <w:t>sufficiently supported</w:t>
+      </w:r>
+      <w:r>
+        <w:rPr>
+          <w:rFonts w:ascii="Times New Roman" w:hAnsi="Times New Roman" w:cs="Times New Roman"/>
+        </w:rPr>
+        <w:t xml:space="preserve">. In the documentary </w:t>
+      </w:r>
+      <w:r>
+        <w:rPr>
+          <w:rFonts w:ascii="Times New Roman" w:hAnsi="Times New Roman" w:cs="Times New Roman"/>
+          <w:i/>
+          <w:iCs/>
+        </w:rPr>
+        <w:t>Power: One River, Two Nations</w:t>
+      </w:r>
+      <w:r>
+        <w:rPr>
+          <w:rFonts w:ascii="Times New Roman" w:hAnsi="Times New Roman" w:cs="Times New Roman"/>
+        </w:rPr>
+        <w:t xml:space="preserve">, transnational advocacy is depicted as an effective method of resistance against the actions of the state-owned power utility </w:t>
+      </w:r>
+      <w:bookmarkStart w:id="0" w:name="_Hlk223376961"/>
+      <w:r>
+        <w:rPr>
+          <w:rFonts w:ascii="Times New Roman" w:hAnsi="Times New Roman" w:cs="Times New Roman"/>
+        </w:rPr>
+        <w:t>Hydro-Québec</w:t>
+      </w:r>
+      <w:bookmarkEnd w:id="0"/>
+      <w:r>
+        <w:rPr>
+          <w:rFonts w:ascii="Times New Roman" w:hAnsi="Times New Roman" w:cs="Times New Roman"/>
+        </w:rPr>
+        <w:t>. The Cree people, on whose</w:t>
+      </w:r>
+      <w:r>
+        <w:rPr>
+          <w:rFonts w:ascii="Times New Roman" w:hAnsi="Times New Roman" w:cs="Times New Roman"/>
+        </w:rPr>
+        <w:t xml:space="preserve"> land</w:t>
+      </w:r>
+      <w:r>
+        <w:rPr>
+          <w:rFonts w:ascii="Times New Roman" w:hAnsi="Times New Roman" w:cs="Times New Roman"/>
+        </w:rPr>
+        <w:t xml:space="preserve"> Hydro-Qu</w:t>
+      </w:r>
+      <w:r>
+        <w:rPr>
+          <w:rFonts w:ascii="Times New Roman" w:hAnsi="Times New Roman" w:cs="Times New Roman"/>
+        </w:rPr>
+        <w:t>é</w:t>
+      </w:r>
+      <w:r>
+        <w:rPr>
+          <w:rFonts w:ascii="Times New Roman" w:hAnsi="Times New Roman" w:cs="Times New Roman"/>
+        </w:rPr>
+        <w:t xml:space="preserve">bec </w:t>
+      </w:r>
+      <w:r>
+        <w:rPr>
+          <w:rFonts w:ascii="Times New Roman" w:hAnsi="Times New Roman" w:cs="Times New Roman"/>
+        </w:rPr>
+        <w:t>wants</w:t>
+      </w:r>
+      <w:r>
+        <w:rPr>
+          <w:rFonts w:ascii="Times New Roman" w:hAnsi="Times New Roman" w:cs="Times New Roman"/>
+        </w:rPr>
+        <w:t xml:space="preserve"> </w:t>
+      </w:r>
+      <w:r>
+        <w:rPr>
+          <w:rFonts w:ascii="Times New Roman" w:hAnsi="Times New Roman" w:cs="Times New Roman"/>
+        </w:rPr>
+        <w:t>to build a hydroelectric dam</w:t>
+      </w:r>
+      <w:r>
+        <w:rPr>
+          <w:rFonts w:ascii="Times New Roman" w:hAnsi="Times New Roman" w:cs="Times New Roman"/>
+        </w:rPr>
+        <w:t xml:space="preserve">, work with American advocates and government actors to bring international attention to </w:t>
+      </w:r>
+      <w:r>
+        <w:rPr>
+          <w:rFonts w:ascii="Times New Roman" w:hAnsi="Times New Roman" w:cs="Times New Roman"/>
+        </w:rPr>
+        <w:t>Hydro-Québec</w:t>
+      </w:r>
+      <w:r>
+        <w:rPr>
+          <w:rFonts w:ascii="Times New Roman" w:hAnsi="Times New Roman" w:cs="Times New Roman"/>
+        </w:rPr>
+        <w:t>’s</w:t>
+      </w:r>
+      <w:r>
+        <w:rPr>
+          <w:rFonts w:ascii="Times New Roman" w:hAnsi="Times New Roman" w:cs="Times New Roman"/>
+        </w:rPr>
+        <w:t xml:space="preserve"> </w:t>
+      </w:r>
+      <w:r>
+        <w:rPr>
+          <w:rFonts w:ascii="Times New Roman" w:hAnsi="Times New Roman" w:cs="Times New Roman"/>
+        </w:rPr>
+        <w:t xml:space="preserve">unlawful </w:t>
+      </w:r>
+      <w:r>
+        <w:rPr>
+          <w:rFonts w:ascii="Times New Roman" w:hAnsi="Times New Roman" w:cs="Times New Roman"/>
+        </w:rPr>
+        <w:t>actions (</w:t>
+      </w:r>
+      <w:r>
+        <w:rPr>
+          <w:rFonts w:ascii="Times New Roman" w:hAnsi="Times New Roman" w:cs="Times New Roman"/>
+        </w:rPr>
+        <w:t>continuing the</w:t>
+      </w:r>
+      <w:r>
+        <w:rPr>
+          <w:rFonts w:ascii="Times New Roman" w:hAnsi="Times New Roman" w:cs="Times New Roman"/>
+        </w:rPr>
+        <w:t xml:space="preserve"> project without the </w:t>
+      </w:r>
+      <w:r>
+        <w:rPr>
+          <w:rFonts w:ascii="Times New Roman" w:hAnsi="Times New Roman" w:cs="Times New Roman"/>
+        </w:rPr>
+        <w:t>Cree’s consent</w:t>
+      </w:r>
+      <w:r>
+        <w:rPr>
+          <w:rFonts w:ascii="Times New Roman" w:hAnsi="Times New Roman" w:cs="Times New Roman"/>
+        </w:rPr>
+        <w:t xml:space="preserve"> or an environmental impact disclosure), which ultimately leads to the project being shelved indefinitely. </w:t>
+      </w:r>
+      <w:r>
+        <w:rPr>
+          <w:rFonts w:ascii="Times New Roman" w:hAnsi="Times New Roman" w:cs="Times New Roman"/>
+        </w:rPr>
+        <w:t>Through this story</w:t>
+      </w:r>
+      <w:r>
+        <w:rPr>
+          <w:rFonts w:ascii="Times New Roman" w:hAnsi="Times New Roman" w:cs="Times New Roman"/>
+        </w:rPr>
+        <w:t xml:space="preserve">, the film </w:t>
+      </w:r>
+      <w:r>
+        <w:rPr>
+          <w:rFonts w:ascii="Times New Roman" w:hAnsi="Times New Roman" w:cs="Times New Roman"/>
+        </w:rPr>
+        <w:t>expands the definition of</w:t>
+      </w:r>
+      <w:r>
+        <w:rPr>
+          <w:rFonts w:ascii="Times New Roman" w:hAnsi="Times New Roman" w:cs="Times New Roman"/>
+        </w:rPr>
+        <w:t xml:space="preserve"> “transnational” and explores the potential weaknesses of advocacy work. </w:t>
+      </w:r>
+    </w:p>
+    <w:p>
+      <w:pPr>
+        <w:spacing w:line="480" w:lineRule="auto"/>
+        <w:ind w:firstLine="720"/>
+        <w:rPr>
+          <w:rFonts w:ascii="Times New Roman" w:hAnsi="Times New Roman" w:cs="Times New Roman"/>
+        </w:rPr>
+      </w:pPr>
+      <w:r>
+        <w:rPr>
+          <w:rFonts w:ascii="Times New Roman" w:hAnsi="Times New Roman" w:cs="Times New Roman"/>
+        </w:rPr>
+        <w:t xml:space="preserve">Invoking the movement of water itself, </w:t>
+      </w:r>
+      <w:r>
+        <w:rPr>
+          <w:rFonts w:ascii="Times New Roman" w:hAnsi="Times New Roman" w:cs="Times New Roman"/>
+          <w:i/>
+          <w:iCs/>
+        </w:rPr>
+        <w:t>Power</w:t>
+      </w:r>
+      <w:r>
+        <w:rPr>
+          <w:rFonts w:ascii="Times New Roman" w:hAnsi="Times New Roman" w:cs="Times New Roman"/>
+        </w:rPr>
+        <w:t xml:space="preserve"> </w:t>
+      </w:r>
+      <w:r>
+        <w:rPr>
+          <w:rFonts w:ascii="Times New Roman" w:hAnsi="Times New Roman" w:cs="Times New Roman"/>
+        </w:rPr>
+        <w:t>shifts</w:t>
+      </w:r>
+      <w:r>
+        <w:rPr>
+          <w:rFonts w:ascii="Times New Roman" w:hAnsi="Times New Roman" w:cs="Times New Roman"/>
+        </w:rPr>
+        <w:t xml:space="preserve"> fluidly between New York and Northern Quebec, following the then-Grand Chief of the Cree, Matthew Coon-Comes. </w:t>
+      </w:r>
+      <w:r>
+        <w:rPr>
+          <w:rFonts w:ascii="Times New Roman" w:hAnsi="Times New Roman" w:cs="Times New Roman"/>
+        </w:rPr>
+        <w:t xml:space="preserve">Throughout the documentary, </w:t>
+      </w:r>
+      <w:r>
+        <w:rPr>
+          <w:rFonts w:ascii="Times New Roman" w:hAnsi="Times New Roman" w:cs="Times New Roman"/>
+        </w:rPr>
+        <w:t xml:space="preserve">Coon-Comes </w:t>
+      </w:r>
+      <w:r>
+        <w:rPr>
+          <w:rFonts w:ascii="Times New Roman" w:hAnsi="Times New Roman" w:cs="Times New Roman"/>
+        </w:rPr>
+        <w:t>oversees</w:t>
+      </w:r>
+      <w:r>
+        <w:rPr>
+          <w:rFonts w:ascii="Times New Roman" w:hAnsi="Times New Roman" w:cs="Times New Roman"/>
+        </w:rPr>
+        <w:t xml:space="preserve"> Cree resistance</w:t>
+      </w:r>
+      <w:r>
+        <w:rPr>
+          <w:rFonts w:ascii="Times New Roman" w:hAnsi="Times New Roman" w:cs="Times New Roman"/>
+        </w:rPr>
+        <w:t xml:space="preserve"> to </w:t>
+      </w:r>
+      <w:r>
+        <w:rPr>
+          <w:rFonts w:ascii="Times New Roman" w:hAnsi="Times New Roman" w:cs="Times New Roman"/>
+        </w:rPr>
+        <w:t>Hydro-Québec</w:t>
+      </w:r>
+      <w:r>
+        <w:rPr>
+          <w:rFonts w:ascii="Times New Roman" w:hAnsi="Times New Roman" w:cs="Times New Roman"/>
+        </w:rPr>
+        <w:t xml:space="preserve"> </w:t>
+      </w:r>
+      <w:r>
+        <w:rPr>
+          <w:rFonts w:ascii="Times New Roman" w:hAnsi="Times New Roman" w:cs="Times New Roman"/>
+        </w:rPr>
+        <w:t xml:space="preserve">through several avenues. The film makes passing reference to </w:t>
+      </w:r>
+      <w:r>
+        <w:rPr>
+          <w:rFonts w:ascii="Times New Roman" w:hAnsi="Times New Roman" w:cs="Times New Roman"/>
+        </w:rPr>
+        <w:t>lawsuits</w:t>
+      </w:r>
+      <w:r>
+        <w:rPr>
+          <w:rFonts w:ascii="Times New Roman" w:hAnsi="Times New Roman" w:cs="Times New Roman"/>
+        </w:rPr>
+        <w:t xml:space="preserve"> but mostly focuses on Coon-Comes’ attempts to bring international scrutiny to </w:t>
+      </w:r>
+      <w:r>
+        <w:rPr>
+          <w:rFonts w:ascii="Times New Roman" w:hAnsi="Times New Roman" w:cs="Times New Roman"/>
+        </w:rPr>
+        <w:t xml:space="preserve">the Great Whale </w:t>
+      </w:r>
+      <w:r>
+        <w:rPr>
+          <w:rFonts w:ascii="Times New Roman" w:hAnsi="Times New Roman" w:cs="Times New Roman"/>
+        </w:rPr>
+        <w:t>project</w:t>
+      </w:r>
+      <w:r>
+        <w:rPr>
+          <w:rFonts w:ascii="Times New Roman" w:hAnsi="Times New Roman" w:cs="Times New Roman"/>
+        </w:rPr>
+        <w:t xml:space="preserve">. His efforts begin with a PR stunt – </w:t>
+      </w:r>
+      <w:r>
+        <w:rPr>
+          <w:rFonts w:ascii="Times New Roman" w:hAnsi="Times New Roman" w:cs="Times New Roman"/>
+        </w:rPr>
+        <w:t>canoeing</w:t>
+      </w:r>
+      <w:r>
+        <w:rPr>
+          <w:rFonts w:ascii="Times New Roman" w:hAnsi="Times New Roman" w:cs="Times New Roman"/>
+        </w:rPr>
+        <w:t xml:space="preserve"> from Hudson Bay to New York </w:t>
+      </w:r>
+      <w:r>
+        <w:rPr>
+          <w:rFonts w:ascii="Times New Roman" w:hAnsi="Times New Roman" w:cs="Times New Roman"/>
+        </w:rPr>
+        <w:t xml:space="preserve">City </w:t>
+      </w:r>
+      <w:r>
+        <w:rPr>
+          <w:rFonts w:ascii="Times New Roman" w:hAnsi="Times New Roman" w:cs="Times New Roman"/>
+        </w:rPr>
+        <w:t xml:space="preserve">to </w:t>
+      </w:r>
+      <w:r>
+        <w:rPr>
+          <w:rFonts w:ascii="Times New Roman" w:hAnsi="Times New Roman" w:cs="Times New Roman"/>
+        </w:rPr>
+        <w:t xml:space="preserve">ask the state to </w:t>
+      </w:r>
+      <w:r>
+        <w:rPr>
+          <w:rFonts w:ascii="Times New Roman" w:hAnsi="Times New Roman" w:cs="Times New Roman"/>
+        </w:rPr>
+        <w:t xml:space="preserve">withdraw from </w:t>
+      </w:r>
+      <w:r>
+        <w:rPr>
+          <w:rFonts w:ascii="Times New Roman" w:hAnsi="Times New Roman" w:cs="Times New Roman"/>
+        </w:rPr>
+        <w:t>its</w:t>
+      </w:r>
+      <w:r>
+        <w:rPr>
+          <w:rFonts w:ascii="Times New Roman" w:hAnsi="Times New Roman" w:cs="Times New Roman"/>
+        </w:rPr>
+        <w:t xml:space="preserve"> </w:t>
+      </w:r>
+      <w:r>
+        <w:rPr>
+          <w:rFonts w:ascii="Times New Roman" w:hAnsi="Times New Roman" w:cs="Times New Roman"/>
+        </w:rPr>
+        <w:t xml:space="preserve">power </w:t>
+      </w:r>
+      <w:r>
+        <w:rPr>
+          <w:rFonts w:ascii="Times New Roman" w:hAnsi="Times New Roman" w:cs="Times New Roman"/>
+        </w:rPr>
+        <w:t xml:space="preserve">purchasing agreement with </w:t>
+      </w:r>
+      <w:r>
+        <w:rPr>
+          <w:rFonts w:ascii="Times New Roman" w:hAnsi="Times New Roman" w:cs="Times New Roman"/>
+        </w:rPr>
+        <w:t>Hydro-Québec</w:t>
+      </w:r>
+      <w:r>
+        <w:rPr>
+          <w:rFonts w:ascii="Times New Roman" w:hAnsi="Times New Roman" w:cs="Times New Roman"/>
+        </w:rPr>
+        <w:t xml:space="preserve">. </w:t>
+      </w:r>
+      <w:r>
+        <w:rPr>
+          <w:rFonts w:ascii="Times New Roman" w:hAnsi="Times New Roman" w:cs="Times New Roman"/>
+        </w:rPr>
+        <w:t>T</w:t>
+      </w:r>
+      <w:r>
+        <w:rPr>
+          <w:rFonts w:ascii="Times New Roman" w:hAnsi="Times New Roman" w:cs="Times New Roman"/>
+        </w:rPr>
+        <w:t>he t</w:t>
+      </w:r>
+      <w:r>
+        <w:rPr>
+          <w:rFonts w:ascii="Times New Roman" w:hAnsi="Times New Roman" w:cs="Times New Roman"/>
+        </w:rPr>
+        <w:t>rip was widely reported on</w:t>
+      </w:r>
+      <w:r>
+        <w:rPr>
+          <w:rFonts w:ascii="Times New Roman" w:hAnsi="Times New Roman" w:cs="Times New Roman"/>
+        </w:rPr>
+        <w:t xml:space="preserve"> </w:t>
+      </w:r>
+      <w:r>
+        <w:rPr>
+          <w:rFonts w:ascii="Times New Roman" w:hAnsi="Times New Roman" w:cs="Times New Roman"/>
+        </w:rPr>
+        <w:t xml:space="preserve">and </w:t>
+      </w:r>
+      <w:r>
+        <w:rPr>
+          <w:rFonts w:ascii="Times New Roman" w:hAnsi="Times New Roman" w:cs="Times New Roman"/>
+        </w:rPr>
+        <w:t xml:space="preserve">fits neatly </w:t>
+      </w:r>
+      <w:r>
+        <w:rPr>
+          <w:rFonts w:ascii="Times New Roman" w:hAnsi="Times New Roman" w:cs="Times New Roman"/>
+        </w:rPr>
+        <w:t xml:space="preserve">in </w:t>
+      </w:r>
+      <w:r>
+        <w:rPr>
+          <w:rFonts w:ascii="Times New Roman" w:hAnsi="Times New Roman" w:cs="Times New Roman"/>
+        </w:rPr>
+        <w:t>the Sustainability Directory’s</w:t>
+      </w:r>
+      <w:r>
+        <w:rPr>
+          <w:rFonts w:ascii="Times New Roman" w:hAnsi="Times New Roman" w:cs="Times New Roman"/>
+        </w:rPr>
+        <w:t xml:space="preserve"> toolbox for TANs</w:t>
+      </w:r>
+      <w:r>
+        <w:rPr>
+          <w:rFonts w:ascii="Times New Roman" w:hAnsi="Times New Roman" w:cs="Times New Roman"/>
+        </w:rPr>
+        <w:t xml:space="preserve"> as </w:t>
+      </w:r>
+      <w:r>
+        <w:rPr>
+          <w:rFonts w:ascii="Times New Roman" w:hAnsi="Times New Roman" w:cs="Times New Roman"/>
+        </w:rPr>
+        <w:t>a form of pressure politics, which force change through tactics like “</w:t>
+      </w:r>
+      <w:r>
+        <w:rPr>
+          <w:rFonts w:ascii="Times New Roman" w:hAnsi="Times New Roman" w:cs="Times New Roman"/>
+        </w:rPr>
+        <w:t>consumer boycotts, protests, and public shaming</w:t>
+      </w:r>
+      <w:r>
+        <w:rPr>
+          <w:rFonts w:ascii="Times New Roman" w:hAnsi="Times New Roman" w:cs="Times New Roman"/>
+        </w:rPr>
+        <w:t xml:space="preserve">” </w:t>
+      </w:r>
+      <w:r>
+        <w:rPr>
+          <w:rFonts w:ascii="Times New Roman" w:hAnsi="Times New Roman" w:cs="Times New Roman"/>
+        </w:rPr>
+        <w:fldChar w:fldCharType="begin"/>
+      </w:r>
+      <w:r>
+        <w:rPr>
+          <w:rFonts w:ascii="Times New Roman" w:hAnsi="Times New Roman" w:cs="Times New Roman"/>
+        </w:rPr>
+        <w:instrText xml:space="preserve"> ADDIN ZOTERO_ITEM CSL_CITATION {"citationID":"kZHPxTxX","properties":{"formattedCitation":"(Sustainability Directory)","plainCitation":"(Sustainability Directory)","noteIndex":0},"citationItems":[{"id":857,"uris":["http://zotero.org/users/9674183/items/AYQB3B77"],"itemData":{"id":857,"type":"post-weblog","abstract":"Meaning → Networks operating across borders to influence global norms and policies, particularly on sustainability issues. → Term","container-title":"Climate → Sustainability Directory","language":"en-US","title":"Transnational Advocacy Networks","URL":"https://climate.sustainability-directory.com/term/transnational-advocacy-networks/","author":[{"literal":"Sustainability Directory"}],"accessed":{"date-parts":[["2026",3,2]]},"issued":{"date-parts":[["2025",3,5]]}}}],"schema":"https://github.com/citation-style-language/schema/raw/master/csl-citation.json"} </w:instrText>
+      </w:r>
+      <w:r>
+        <w:rPr>
+          <w:rFonts w:ascii="Times New Roman" w:hAnsi="Times New Roman" w:cs="Times New Roman"/>
+        </w:rPr>
+        <w:fldChar w:fldCharType="separate"/>
+      </w:r>
+      <w:r>
+        <w:rPr>
+          <w:rFonts w:ascii="Times New Roman" w:hAnsi="Times New Roman" w:cs="Times New Roman"/>
+          <w:noProof/>
+        </w:rPr>
+        <w:t>(Sustainability Directory)</w:t>
+      </w:r>
+      <w:r>
+        <w:rPr>
+          <w:rFonts w:ascii="Times New Roman" w:hAnsi="Times New Roman" w:cs="Times New Roman"/>
+        </w:rPr>
+        <w:fldChar w:fldCharType="end"/>
+      </w:r>
+      <w:r>
+        <w:rPr>
+          <w:rFonts w:ascii="Times New Roman" w:hAnsi="Times New Roman" w:cs="Times New Roman"/>
+        </w:rPr>
+        <w:t xml:space="preserve">. The trip brought international attention to the Cree’s </w:t>
+      </w:r>
+      <w:r>
+        <w:rPr>
+          <w:rFonts w:ascii="Times New Roman" w:hAnsi="Times New Roman" w:cs="Times New Roman"/>
+        </w:rPr>
+        <w:t>struggle</w:t>
+      </w:r>
+      <w:r>
+        <w:rPr>
+          <w:rFonts w:ascii="Times New Roman" w:hAnsi="Times New Roman" w:cs="Times New Roman"/>
+        </w:rPr>
+        <w:t>, and their rhetoric around</w:t>
+      </w:r>
+      <w:r>
+        <w:rPr>
+          <w:rFonts w:ascii="Times New Roman" w:hAnsi="Times New Roman" w:cs="Times New Roman"/>
+        </w:rPr>
+        <w:t xml:space="preserve"> </w:t>
+      </w:r>
+      <w:r>
+        <w:rPr>
+          <w:rFonts w:ascii="Times New Roman" w:hAnsi="Times New Roman" w:cs="Times New Roman"/>
+        </w:rPr>
+        <w:t>Hydro-Québec</w:t>
+      </w:r>
+      <w:r>
+        <w:rPr>
+          <w:rFonts w:ascii="Times New Roman" w:hAnsi="Times New Roman" w:cs="Times New Roman"/>
+        </w:rPr>
+        <w:t>’s actions (“</w:t>
+      </w:r>
+      <w:r>
+        <w:rPr>
+          <w:rFonts w:ascii="Times New Roman" w:hAnsi="Times New Roman" w:cs="Times New Roman"/>
+        </w:rPr>
+        <w:t xml:space="preserve">If they were to build a dam in America […] there would be an </w:t>
+      </w:r>
+      <w:r>
+        <w:rPr>
+          <w:rFonts w:ascii="Times New Roman" w:hAnsi="Times New Roman" w:cs="Times New Roman"/>
+        </w:rPr>
+        <w:lastRenderedPageBreak/>
+        <w:t>outcry. But when it happens on Indian lands, they ask us to move over – ‘move over Indian’ […] we are saying it is unacceptable</w:t>
+      </w:r>
+      <w:r>
+        <w:rPr>
+          <w:rFonts w:ascii="Times New Roman" w:hAnsi="Times New Roman" w:cs="Times New Roman"/>
+        </w:rPr>
+        <w:t xml:space="preserve">”) </w:t>
+      </w:r>
+      <w:r>
+        <w:rPr>
+          <w:rFonts w:ascii="Times New Roman" w:hAnsi="Times New Roman" w:cs="Times New Roman"/>
+        </w:rPr>
+        <w:t xml:space="preserve">is effective </w:t>
+      </w:r>
+      <w:r>
+        <w:rPr>
+          <w:rFonts w:ascii="Times New Roman" w:hAnsi="Times New Roman" w:cs="Times New Roman"/>
+        </w:rPr>
+        <w:t>public shaming</w:t>
+      </w:r>
+      <w:r>
+        <w:rPr>
+          <w:rFonts w:ascii="Times New Roman" w:hAnsi="Times New Roman" w:cs="Times New Roman"/>
+        </w:rPr>
+        <w:t xml:space="preserve"> </w:t>
+      </w:r>
+      <w:r>
+        <w:rPr>
+          <w:rFonts w:ascii="Times New Roman" w:hAnsi="Times New Roman" w:cs="Times New Roman"/>
+        </w:rPr>
+        <w:t xml:space="preserve">of the utility </w:t>
+      </w:r>
+      <w:r>
+        <w:rPr>
+          <w:rFonts w:ascii="Times New Roman" w:hAnsi="Times New Roman" w:cs="Times New Roman"/>
+        </w:rPr>
+        <w:t>(</w:t>
+      </w:r>
+      <w:r>
+        <w:rPr>
+          <w:rFonts w:ascii="Times New Roman" w:hAnsi="Times New Roman" w:cs="Times New Roman"/>
+        </w:rPr>
+        <w:t xml:space="preserve">Isaacsson, </w:t>
+      </w:r>
+      <w:r>
+        <w:rPr>
+          <w:rFonts w:ascii="Times New Roman" w:hAnsi="Times New Roman" w:cs="Times New Roman"/>
+        </w:rPr>
+        <w:t>00:17:09</w:t>
+      </w:r>
+      <w:r>
+        <w:rPr>
+          <w:rFonts w:ascii="Times New Roman" w:hAnsi="Times New Roman" w:cs="Times New Roman"/>
+        </w:rPr>
         <w:t>)</w:t>
       </w:r>
+      <w:r>
+        <w:rPr>
+          <w:rFonts w:ascii="Times New Roman" w:hAnsi="Times New Roman" w:cs="Times New Roman"/>
+        </w:rPr>
+        <w:t xml:space="preserve">. The Cree’s work in New York also took advantage of their unique access. </w:t>
+      </w:r>
+      <w:r>
+        <w:rPr>
+          <w:rFonts w:ascii="Times New Roman" w:hAnsi="Times New Roman" w:cs="Times New Roman"/>
+        </w:rPr>
+        <w:t xml:space="preserve">Not only did they </w:t>
+      </w:r>
+      <w:r>
+        <w:rPr>
+          <w:rFonts w:ascii="Times New Roman" w:hAnsi="Times New Roman" w:cs="Times New Roman"/>
+        </w:rPr>
+        <w:t>have</w:t>
+      </w:r>
+      <w:r>
+        <w:rPr>
+          <w:rFonts w:ascii="Times New Roman" w:hAnsi="Times New Roman" w:cs="Times New Roman"/>
+        </w:rPr>
+        <w:t xml:space="preserve"> a New York state legislator </w:t>
+      </w:r>
+      <w:r>
+        <w:rPr>
+          <w:rFonts w:ascii="Times New Roman" w:hAnsi="Times New Roman" w:cs="Times New Roman"/>
+        </w:rPr>
+        <w:t xml:space="preserve">who </w:t>
+      </w:r>
+      <w:r>
+        <w:rPr>
+          <w:rFonts w:ascii="Times New Roman" w:hAnsi="Times New Roman" w:cs="Times New Roman"/>
+        </w:rPr>
+        <w:t>introduce</w:t>
+      </w:r>
+      <w:r>
+        <w:rPr>
+          <w:rFonts w:ascii="Times New Roman" w:hAnsi="Times New Roman" w:cs="Times New Roman"/>
+        </w:rPr>
+        <w:t xml:space="preserve">d </w:t>
+      </w:r>
+      <w:r>
+        <w:rPr>
+          <w:rFonts w:ascii="Times New Roman" w:hAnsi="Times New Roman" w:cs="Times New Roman"/>
+        </w:rPr>
+        <w:t xml:space="preserve">the bill that would eventually withdraw New York from the purchasing agreement, but they also elevated the issue’s importance by working with </w:t>
+      </w:r>
+      <w:r>
+        <w:rPr>
+          <w:rFonts w:ascii="Times New Roman" w:hAnsi="Times New Roman" w:cs="Times New Roman"/>
+        </w:rPr>
+        <w:t>political celebrity Robert F. Kennedy</w:t>
+      </w:r>
+      <w:r>
+        <w:rPr>
+          <w:rFonts w:ascii="Times New Roman" w:hAnsi="Times New Roman" w:cs="Times New Roman"/>
+        </w:rPr>
+        <w:t xml:space="preserve">. </w:t>
+      </w:r>
+      <w:r>
+        <w:rPr>
+          <w:rFonts w:ascii="Times New Roman" w:hAnsi="Times New Roman" w:cs="Times New Roman"/>
+        </w:rPr>
+        <w:t xml:space="preserve">The </w:t>
+      </w:r>
+      <w:r>
+        <w:rPr>
+          <w:rFonts w:ascii="Times New Roman" w:hAnsi="Times New Roman" w:cs="Times New Roman"/>
+        </w:rPr>
+        <w:t xml:space="preserve">issue </w:t>
+      </w:r>
+      <w:r>
+        <w:rPr>
+          <w:rFonts w:ascii="Times New Roman" w:hAnsi="Times New Roman" w:cs="Times New Roman"/>
+        </w:rPr>
+        <w:t xml:space="preserve">was </w:t>
+      </w:r>
+      <w:r>
+        <w:rPr>
+          <w:rFonts w:ascii="Times New Roman" w:hAnsi="Times New Roman" w:cs="Times New Roman"/>
+        </w:rPr>
+        <w:t xml:space="preserve">within his policy </w:t>
+      </w:r>
+      <w:r>
+        <w:rPr>
+          <w:rFonts w:ascii="Times New Roman" w:hAnsi="Times New Roman" w:cs="Times New Roman"/>
+        </w:rPr>
+        <w:t xml:space="preserve">portfolio, and </w:t>
+      </w:r>
+      <w:r>
+        <w:rPr>
+          <w:rFonts w:ascii="Times New Roman" w:hAnsi="Times New Roman" w:cs="Times New Roman"/>
+        </w:rPr>
+        <w:t xml:space="preserve">his </w:t>
+      </w:r>
+      <w:r>
+        <w:rPr>
+          <w:rFonts w:ascii="Times New Roman" w:hAnsi="Times New Roman" w:cs="Times New Roman"/>
+        </w:rPr>
+        <w:t xml:space="preserve">advocacy </w:t>
+      </w:r>
+      <w:r>
+        <w:rPr>
+          <w:rFonts w:ascii="Times New Roman" w:hAnsi="Times New Roman" w:cs="Times New Roman"/>
+        </w:rPr>
+        <w:t xml:space="preserve">gave the Cree’s complaint a higher </w:t>
+      </w:r>
+      <w:r>
+        <w:rPr>
+          <w:rFonts w:ascii="Times New Roman" w:hAnsi="Times New Roman" w:cs="Times New Roman"/>
+        </w:rPr>
+        <w:t>profile</w:t>
+      </w:r>
+      <w:r>
+        <w:rPr>
+          <w:rFonts w:ascii="Times New Roman" w:hAnsi="Times New Roman" w:cs="Times New Roman"/>
+        </w:rPr>
+        <w:t xml:space="preserve">. Through public shame, international attention, and protest, the Cree used pressure politics </w:t>
+      </w:r>
+      <w:r>
+        <w:rPr>
+          <w:rFonts w:ascii="Times New Roman" w:hAnsi="Times New Roman" w:cs="Times New Roman"/>
+        </w:rPr>
+        <w:t xml:space="preserve">to slow the dam development. </w:t>
+      </w:r>
     </w:p>
-    <w:p/>
     <w:p>
-      <w:r>
-        <w:t xml:space="preserve">Transnational advocacy networks </w:t>
-      </w:r>
-      <w:r>
-        <w:t xml:space="preserve">(TANs) </w:t>
-      </w:r>
-      <w:r>
-        <w:t xml:space="preserve">have a storied history of </w:t>
-      </w:r>
-      <w:r>
-        <w:t xml:space="preserve">effectively applying pressure on states to influence </w:t>
-      </w:r>
-      <w:r>
-        <w:t xml:space="preserve">them to change </w:t>
-      </w:r>
-      <w:r>
-        <w:t xml:space="preserve">their </w:t>
-      </w:r>
-      <w:r>
-        <w:t>norms or behaviors</w:t>
-      </w:r>
-      <w:r>
+      <w:pPr>
+        <w:spacing w:line="480" w:lineRule="auto"/>
+        <w:ind w:firstLine="720"/>
+        <w:rPr>
+          <w:rFonts w:ascii="Times New Roman" w:hAnsi="Times New Roman" w:cs="Times New Roman"/>
+        </w:rPr>
+      </w:pPr>
+      <w:r>
+        <w:rPr>
+          <w:rFonts w:ascii="Times New Roman" w:hAnsi="Times New Roman" w:cs="Times New Roman"/>
+        </w:rPr>
+        <w:t xml:space="preserve">However, the Cree aren’t a traditional transnational advocacy network. </w:t>
+      </w:r>
+      <w:r>
+        <w:rPr>
+          <w:rFonts w:ascii="Times New Roman" w:hAnsi="Times New Roman" w:cs="Times New Roman"/>
+        </w:rPr>
+        <w:t xml:space="preserve">They are a singular First Nation working primarily with the American </w:t>
+      </w:r>
+      <w:r>
+        <w:rPr>
+          <w:rFonts w:ascii="Times New Roman" w:hAnsi="Times New Roman" w:cs="Times New Roman"/>
+        </w:rPr>
+        <w:t>government</w:t>
+      </w:r>
+      <w:r>
+        <w:rPr>
+          <w:rFonts w:ascii="Times New Roman" w:hAnsi="Times New Roman" w:cs="Times New Roman"/>
+        </w:rPr>
+        <w:t xml:space="preserve"> </w:t>
+      </w:r>
+      <w:r>
+        <w:rPr>
+          <w:rFonts w:ascii="Times New Roman" w:hAnsi="Times New Roman" w:cs="Times New Roman"/>
+        </w:rPr>
+        <w:t>– members of the New York public legislature are technically part of the state. However, through its exploration of the Cree</w:t>
+      </w:r>
+      <w:r>
+        <w:rPr>
+          <w:rFonts w:ascii="Times New Roman" w:hAnsi="Times New Roman" w:cs="Times New Roman"/>
+        </w:rPr>
+        <w:t xml:space="preserve"> population and internal politics</w:t>
+      </w:r>
+      <w:r>
+        <w:rPr>
+          <w:rFonts w:ascii="Times New Roman" w:hAnsi="Times New Roman" w:cs="Times New Roman"/>
+        </w:rPr>
         <w:t xml:space="preserve">, </w:t>
       </w:r>
       <w:r>
-        <w:t>often toward an</w:t>
-      </w:r>
-      <w:r>
-        <w:t xml:space="preserve"> end </w:t>
-      </w:r>
-      <w:r>
-        <w:t>in</w:t>
-      </w:r>
-      <w:r>
-        <w:t>sufficiently supported</w:t>
-      </w:r>
-      <w:r>
-        <w:t xml:space="preserve">. In the documentary “Power: One River, Two Nations”, transnational advocacy is depicted as an effective method of resistance against the actions of the state-owned power utility </w:t>
-      </w:r>
-      <w:bookmarkStart w:id="0" w:name="_Hlk223376961"/>
-      <w:r>
-        <w:t>Hydro-Québec</w:t>
-      </w:r>
-      <w:bookmarkEnd w:id="0"/>
-      <w:r>
-        <w:t>. The Cree people, on whose</w:t>
-      </w:r>
-      <w:r>
-        <w:t xml:space="preserve"> land</w:t>
-      </w:r>
-      <w:r>
-        <w:t xml:space="preserve"> Hydro-Qu</w:t>
-      </w:r>
-      <w:r>
+        <w:rPr>
+          <w:rFonts w:ascii="Times New Roman" w:hAnsi="Times New Roman" w:cs="Times New Roman"/>
+          <w:i/>
+          <w:iCs/>
+        </w:rPr>
+        <w:t>Power</w:t>
+      </w:r>
+      <w:r>
+        <w:rPr>
+          <w:rFonts w:ascii="Times New Roman" w:hAnsi="Times New Roman" w:cs="Times New Roman"/>
+        </w:rPr>
+        <w:t xml:space="preserve"> suggests a new definition of transnationalism. One of the documentary’s </w:t>
+      </w:r>
+      <w:r>
+        <w:rPr>
+          <w:rFonts w:ascii="Times New Roman" w:hAnsi="Times New Roman" w:cs="Times New Roman"/>
+        </w:rPr>
+        <w:t xml:space="preserve">unique strengths </w:t>
+      </w:r>
+      <w:r>
+        <w:rPr>
+          <w:rFonts w:ascii="Times New Roman" w:hAnsi="Times New Roman" w:cs="Times New Roman"/>
+        </w:rPr>
+        <w:t xml:space="preserve">is </w:t>
+      </w:r>
+      <w:r>
+        <w:rPr>
+          <w:rFonts w:ascii="Times New Roman" w:hAnsi="Times New Roman" w:cs="Times New Roman"/>
+        </w:rPr>
+        <w:t xml:space="preserve">that it doesn’t </w:t>
+      </w:r>
+      <w:r>
+        <w:rPr>
+          <w:rFonts w:ascii="Times New Roman" w:hAnsi="Times New Roman" w:cs="Times New Roman"/>
+        </w:rPr>
+        <w:t xml:space="preserve">homogenize all </w:t>
+      </w:r>
+      <w:r>
+        <w:rPr>
+          <w:rFonts w:ascii="Times New Roman" w:hAnsi="Times New Roman" w:cs="Times New Roman"/>
+        </w:rPr>
+        <w:t>Cree</w:t>
+      </w:r>
+      <w:r>
+        <w:rPr>
+          <w:rFonts w:ascii="Times New Roman" w:hAnsi="Times New Roman" w:cs="Times New Roman"/>
+        </w:rPr>
+        <w:t>. While Coon-Comes is the elected Grand-Chief of the Cree</w:t>
+      </w:r>
+      <w:r>
+        <w:rPr>
+          <w:rFonts w:ascii="Times New Roman" w:hAnsi="Times New Roman" w:cs="Times New Roman"/>
+        </w:rPr>
+        <w:t xml:space="preserve"> </w:t>
+      </w:r>
+      <w:r>
+        <w:rPr>
+          <w:rFonts w:ascii="Times New Roman" w:hAnsi="Times New Roman" w:cs="Times New Roman"/>
+        </w:rPr>
+        <w:t>and the</w:t>
+      </w:r>
+      <w:r>
+        <w:rPr>
+          <w:rFonts w:ascii="Times New Roman" w:hAnsi="Times New Roman" w:cs="Times New Roman"/>
+        </w:rPr>
+        <w:t xml:space="preserve">ir </w:t>
+      </w:r>
+      <w:r>
+        <w:rPr>
+          <w:rFonts w:ascii="Times New Roman" w:hAnsi="Times New Roman" w:cs="Times New Roman"/>
+        </w:rPr>
+        <w:t>spokesperson on the</w:t>
+      </w:r>
+      <w:r>
+        <w:rPr>
+          <w:rFonts w:ascii="Times New Roman" w:hAnsi="Times New Roman" w:cs="Times New Roman"/>
+        </w:rPr>
+        <w:t xml:space="preserve"> international stage</w:t>
+      </w:r>
+      <w:r>
+        <w:rPr>
+          <w:rFonts w:ascii="Times New Roman" w:hAnsi="Times New Roman" w:cs="Times New Roman"/>
+        </w:rPr>
+        <w:t xml:space="preserve">, </w:t>
+      </w:r>
+      <w:r>
+        <w:rPr>
+          <w:rFonts w:ascii="Times New Roman" w:hAnsi="Times New Roman" w:cs="Times New Roman"/>
+        </w:rPr>
+        <w:t>he represents a</w:t>
+      </w:r>
+      <w:r>
+        <w:rPr>
+          <w:rFonts w:ascii="Times New Roman" w:hAnsi="Times New Roman" w:cs="Times New Roman"/>
+        </w:rPr>
+        <w:t xml:space="preserve"> conflicted</w:t>
+      </w:r>
+      <w:r>
+        <w:rPr>
+          <w:rFonts w:ascii="Times New Roman" w:hAnsi="Times New Roman" w:cs="Times New Roman"/>
+        </w:rPr>
+        <w:t xml:space="preserve"> people. </w:t>
+      </w:r>
+      <w:r>
+        <w:rPr>
+          <w:rFonts w:ascii="Times New Roman" w:hAnsi="Times New Roman" w:cs="Times New Roman"/>
+        </w:rPr>
+        <w:t xml:space="preserve">While resisting Hydro-Québec, the Cree face internal disagreement about the best course of action. The documentary explores several perspectives </w:t>
+      </w:r>
+      <w:r>
+        <w:rPr>
+          <w:rFonts w:ascii="Times New Roman" w:hAnsi="Times New Roman" w:cs="Times New Roman"/>
+        </w:rPr>
+        <w:t xml:space="preserve">– </w:t>
+      </w:r>
+      <w:r>
+        <w:rPr>
+          <w:rFonts w:ascii="Times New Roman" w:hAnsi="Times New Roman" w:cs="Times New Roman"/>
+        </w:rPr>
+        <w:t xml:space="preserve">Chiefs </w:t>
+      </w:r>
+      <w:r>
+        <w:rPr>
+          <w:rFonts w:ascii="Times New Roman" w:hAnsi="Times New Roman" w:cs="Times New Roman"/>
+        </w:rPr>
+        <w:t xml:space="preserve">who are mistrustful of </w:t>
+      </w:r>
+      <w:r>
+        <w:rPr>
+          <w:rFonts w:ascii="Times New Roman" w:hAnsi="Times New Roman" w:cs="Times New Roman"/>
+        </w:rPr>
+        <w:t xml:space="preserve">external </w:t>
+      </w:r>
+      <w:r>
+        <w:rPr>
+          <w:rFonts w:ascii="Times New Roman" w:hAnsi="Times New Roman" w:cs="Times New Roman"/>
+        </w:rPr>
+        <w:t>help</w:t>
+      </w:r>
+      <w:r>
+        <w:rPr>
+          <w:rFonts w:ascii="Times New Roman" w:hAnsi="Times New Roman" w:cs="Times New Roman"/>
+        </w:rPr>
+        <w:t xml:space="preserve">, who have lost faith in Coon-Comes’ leadership, and even those who believe there are bigger issues at hand than Hydro-Québec. </w:t>
+      </w:r>
+      <w:r>
+        <w:rPr>
+          <w:rFonts w:ascii="Times New Roman" w:hAnsi="Times New Roman" w:cs="Times New Roman"/>
+        </w:rPr>
+        <w:t xml:space="preserve">The film also </w:t>
+      </w:r>
+      <w:r>
+        <w:rPr>
+          <w:rFonts w:ascii="Times New Roman" w:hAnsi="Times New Roman" w:cs="Times New Roman"/>
+        </w:rPr>
+        <w:t xml:space="preserve">depicts </w:t>
+      </w:r>
+      <w:r>
+        <w:rPr>
+          <w:rFonts w:ascii="Times New Roman" w:hAnsi="Times New Roman" w:cs="Times New Roman"/>
+        </w:rPr>
+        <w:t>community forums</w:t>
+      </w:r>
+      <w:r>
+        <w:rPr>
+          <w:rFonts w:ascii="Times New Roman" w:hAnsi="Times New Roman" w:cs="Times New Roman"/>
+        </w:rPr>
+        <w:t xml:space="preserve"> where Cree try to persuade their leaders to pursue </w:t>
+      </w:r>
+      <w:r>
+        <w:rPr>
+          <w:rFonts w:ascii="Times New Roman" w:hAnsi="Times New Roman" w:cs="Times New Roman"/>
+        </w:rPr>
+        <w:t xml:space="preserve">a specific </w:t>
+      </w:r>
+      <w:r>
+        <w:rPr>
+          <w:rFonts w:ascii="Times New Roman" w:hAnsi="Times New Roman" w:cs="Times New Roman"/>
+        </w:rPr>
+        <w:t xml:space="preserve">course of action. </w:t>
+      </w:r>
+      <w:r>
+        <w:rPr>
+          <w:rFonts w:ascii="Times New Roman" w:hAnsi="Times New Roman" w:cs="Times New Roman"/>
+        </w:rPr>
+        <w:t xml:space="preserve">Further, this issue isn’t just affecting the Cree – the canoe from </w:t>
+      </w:r>
+      <w:r>
+        <w:rPr>
+          <w:rFonts w:ascii="Times New Roman" w:hAnsi="Times New Roman" w:cs="Times New Roman"/>
+        </w:rPr>
+        <w:t>Qué</w:t>
+      </w:r>
+      <w:r>
+        <w:rPr>
+          <w:rFonts w:ascii="Times New Roman" w:hAnsi="Times New Roman" w:cs="Times New Roman"/>
+        </w:rPr>
+        <w:t>bec to New York also carried Inuit leaders</w:t>
+      </w:r>
+      <w:r>
+        <w:rPr>
+          <w:rFonts w:ascii="Times New Roman" w:hAnsi="Times New Roman" w:cs="Times New Roman"/>
+        </w:rPr>
+        <w:t>hip</w:t>
+      </w:r>
+      <w:r>
+        <w:rPr>
+          <w:rFonts w:ascii="Times New Roman" w:hAnsi="Times New Roman" w:cs="Times New Roman"/>
+        </w:rPr>
+        <w:t xml:space="preserve">. </w:t>
+      </w:r>
+      <w:r>
+        <w:rPr>
+          <w:rFonts w:ascii="Times New Roman" w:hAnsi="Times New Roman" w:cs="Times New Roman"/>
+        </w:rPr>
+        <w:t xml:space="preserve">That </w:t>
+      </w:r>
+      <w:r>
+        <w:rPr>
+          <w:rFonts w:ascii="Times New Roman" w:hAnsi="Times New Roman" w:cs="Times New Roman"/>
+          <w:i/>
+          <w:iCs/>
+        </w:rPr>
+        <w:t>Power</w:t>
+      </w:r>
+      <w:r>
+        <w:rPr>
+          <w:rFonts w:ascii="Times New Roman" w:hAnsi="Times New Roman" w:cs="Times New Roman"/>
+        </w:rPr>
+        <w:t xml:space="preserve"> shows how Québec’s First Nations </w:t>
+      </w:r>
+      <w:r>
+        <w:rPr>
+          <w:rFonts w:ascii="Times New Roman" w:hAnsi="Times New Roman" w:cs="Times New Roman"/>
+        </w:rPr>
+        <w:t>are composed of disagreeing bands who are united behind one cause</w:t>
+      </w:r>
+      <w:r>
+        <w:rPr>
+          <w:rFonts w:ascii="Times New Roman" w:hAnsi="Times New Roman" w:cs="Times New Roman"/>
+        </w:rPr>
+        <w:t xml:space="preserve"> suggests that </w:t>
+      </w:r>
+      <w:r>
+        <w:rPr>
+          <w:rFonts w:ascii="Times New Roman" w:hAnsi="Times New Roman" w:cs="Times New Roman"/>
+        </w:rPr>
+        <w:t>transnational</w:t>
+      </w:r>
+      <w:r>
+        <w:rPr>
+          <w:rFonts w:ascii="Times New Roman" w:hAnsi="Times New Roman" w:cs="Times New Roman"/>
+        </w:rPr>
+        <w:t>ism</w:t>
+      </w:r>
+      <w:r>
+        <w:rPr>
+          <w:rFonts w:ascii="Times New Roman" w:hAnsi="Times New Roman" w:cs="Times New Roman"/>
+        </w:rPr>
+        <w:t xml:space="preserve"> doesn’t rely on formal </w:t>
+      </w:r>
+      <w:r>
+        <w:rPr>
+          <w:rFonts w:ascii="Times New Roman" w:hAnsi="Times New Roman" w:cs="Times New Roman"/>
+        </w:rPr>
+        <w:lastRenderedPageBreak/>
+        <w:t xml:space="preserve">state lines – but rather that any </w:t>
+      </w:r>
+      <w:r>
+        <w:rPr>
+          <w:rFonts w:ascii="Times New Roman" w:hAnsi="Times New Roman" w:cs="Times New Roman"/>
+        </w:rPr>
+        <w:t xml:space="preserve">action </w:t>
+      </w:r>
+      <w:r>
+        <w:rPr>
+          <w:rFonts w:ascii="Times New Roman" w:hAnsi="Times New Roman" w:cs="Times New Roman"/>
+        </w:rPr>
+        <w:t xml:space="preserve">by </w:t>
+      </w:r>
+      <w:r>
+        <w:rPr>
+          <w:rFonts w:ascii="Times New Roman" w:hAnsi="Times New Roman" w:cs="Times New Roman"/>
+        </w:rPr>
+        <w:t xml:space="preserve">many </w:t>
+      </w:r>
+      <w:r>
+        <w:rPr>
+          <w:rFonts w:ascii="Times New Roman" w:hAnsi="Times New Roman" w:cs="Times New Roman"/>
+        </w:rPr>
+        <w:t xml:space="preserve">Indigenous bands (and thus, all </w:t>
+      </w:r>
+      <w:r>
+        <w:rPr>
+          <w:rFonts w:ascii="Times New Roman" w:hAnsi="Times New Roman" w:cs="Times New Roman"/>
+        </w:rPr>
+        <w:t>resistance to Hydro-Québec</w:t>
+      </w:r>
+      <w:r>
+        <w:rPr>
+          <w:rFonts w:ascii="Times New Roman" w:hAnsi="Times New Roman" w:cs="Times New Roman"/>
+        </w:rPr>
+        <w:t xml:space="preserve">) is inherently transnational because the people are not </w:t>
+      </w:r>
+      <w:r>
+        <w:rPr>
+          <w:rFonts w:ascii="Times New Roman" w:hAnsi="Times New Roman" w:cs="Times New Roman"/>
+        </w:rPr>
+        <w:t xml:space="preserve">of any </w:t>
+      </w:r>
+      <w:r>
+        <w:rPr>
+          <w:rFonts w:ascii="Times New Roman" w:hAnsi="Times New Roman" w:cs="Times New Roman"/>
+        </w:rPr>
+        <w:t xml:space="preserve">one </w:t>
+      </w:r>
+      <w:r>
+        <w:rPr>
+          <w:rFonts w:ascii="Times New Roman" w:hAnsi="Times New Roman" w:cs="Times New Roman"/>
+        </w:rPr>
+        <w:t>nation</w:t>
+      </w:r>
+      <w:r>
+        <w:rPr>
+          <w:rFonts w:ascii="Times New Roman" w:hAnsi="Times New Roman" w:cs="Times New Roman"/>
+        </w:rPr>
+        <w:t xml:space="preserve">. </w:t>
+      </w:r>
+    </w:p>
+    <w:p>
+      <w:pPr>
+        <w:spacing w:line="480" w:lineRule="auto"/>
+        <w:ind w:firstLine="720"/>
+        <w:rPr>
+          <w:rFonts w:ascii="Times New Roman" w:hAnsi="Times New Roman" w:cs="Times New Roman"/>
+        </w:rPr>
+      </w:pPr>
+      <w:r>
+        <w:rPr>
+          <w:rFonts w:ascii="Times New Roman" w:hAnsi="Times New Roman" w:cs="Times New Roman"/>
+        </w:rPr>
+        <w:t xml:space="preserve">The film’s exploration of the </w:t>
+      </w:r>
+      <w:r>
+        <w:rPr>
+          <w:rFonts w:ascii="Times New Roman" w:hAnsi="Times New Roman" w:cs="Times New Roman"/>
+        </w:rPr>
+        <w:t xml:space="preserve">Cree bands also </w:t>
+      </w:r>
+      <w:r>
+        <w:rPr>
+          <w:rFonts w:ascii="Times New Roman" w:hAnsi="Times New Roman" w:cs="Times New Roman"/>
+        </w:rPr>
+        <w:t>highlights the unique weaknesses of TANs</w:t>
+      </w:r>
+      <w:r>
+        <w:rPr>
+          <w:rFonts w:ascii="Times New Roman" w:hAnsi="Times New Roman" w:cs="Times New Roman"/>
+        </w:rPr>
+        <w:t xml:space="preserve">. Any group of people </w:t>
+      </w:r>
+      <w:r>
+        <w:rPr>
+          <w:rFonts w:ascii="Times New Roman" w:hAnsi="Times New Roman" w:cs="Times New Roman"/>
+        </w:rPr>
+        <w:t xml:space="preserve">informally </w:t>
+      </w:r>
+      <w:r>
+        <w:rPr>
+          <w:rFonts w:ascii="Times New Roman" w:hAnsi="Times New Roman" w:cs="Times New Roman"/>
+        </w:rPr>
+        <w:t xml:space="preserve">working together </w:t>
+      </w:r>
+      <w:r>
+        <w:rPr>
+          <w:rFonts w:ascii="Times New Roman" w:hAnsi="Times New Roman" w:cs="Times New Roman"/>
+        </w:rPr>
+        <w:t>risks their movement dissolving</w:t>
+      </w:r>
+      <w:r>
+        <w:rPr>
+          <w:rFonts w:ascii="Times New Roman" w:hAnsi="Times New Roman" w:cs="Times New Roman"/>
+        </w:rPr>
+        <w:t xml:space="preserve"> when their collaboration weakens </w:t>
+      </w:r>
+      <w:r>
+        <w:rPr>
+          <w:rFonts w:ascii="Times New Roman" w:hAnsi="Times New Roman" w:cs="Times New Roman"/>
+        </w:rPr>
+        <w:t xml:space="preserve">– a network is only as strong as its connections. Throughout </w:t>
+      </w:r>
+      <w:r>
+        <w:rPr>
+          <w:rFonts w:ascii="Times New Roman" w:hAnsi="Times New Roman" w:cs="Times New Roman"/>
+          <w:i/>
+          <w:iCs/>
+        </w:rPr>
+        <w:t>Power</w:t>
+      </w:r>
+      <w:r>
+        <w:rPr>
+          <w:rFonts w:ascii="Times New Roman" w:hAnsi="Times New Roman" w:cs="Times New Roman"/>
+        </w:rPr>
+        <w:t xml:space="preserve">, the Cree often face internal conflicts, the </w:t>
+      </w:r>
+      <w:r>
+        <w:rPr>
+          <w:rFonts w:ascii="Times New Roman" w:hAnsi="Times New Roman" w:cs="Times New Roman"/>
+        </w:rPr>
+        <w:t xml:space="preserve">worst </w:t>
+      </w:r>
+      <w:r>
+        <w:rPr>
+          <w:rFonts w:ascii="Times New Roman" w:hAnsi="Times New Roman" w:cs="Times New Roman"/>
+        </w:rPr>
+        <w:t xml:space="preserve">of which </w:t>
+      </w:r>
+      <w:r>
+        <w:rPr>
+          <w:rFonts w:ascii="Times New Roman" w:hAnsi="Times New Roman" w:cs="Times New Roman"/>
+        </w:rPr>
+        <w:t>occurs</w:t>
+      </w:r>
+      <w:r>
+        <w:rPr>
+          <w:rFonts w:ascii="Times New Roman" w:hAnsi="Times New Roman" w:cs="Times New Roman"/>
+        </w:rPr>
+        <w:t xml:space="preserve"> when Hydro-Qu</w:t>
+      </w:r>
+      <w:r>
+        <w:rPr>
+          <w:rFonts w:ascii="Times New Roman" w:hAnsi="Times New Roman" w:cs="Times New Roman"/>
+        </w:rPr>
         <w:t>é</w:t>
       </w:r>
       <w:r>
-        <w:t xml:space="preserve">bec </w:t>
-      </w:r>
-      <w:r>
-        <w:t>wants</w:t>
-      </w:r>
-      <w:r>
+        <w:rPr>
+          <w:rFonts w:ascii="Times New Roman" w:hAnsi="Times New Roman" w:cs="Times New Roman"/>
+        </w:rPr>
+        <w:t>bec offers $50 million in compensat</w:t>
+      </w:r>
+      <w:r>
+        <w:rPr>
+          <w:rFonts w:ascii="Times New Roman" w:hAnsi="Times New Roman" w:cs="Times New Roman"/>
+        </w:rPr>
+        <w:t xml:space="preserve">ion </w:t>
+      </w:r>
+      <w:r>
+        <w:rPr>
+          <w:rFonts w:ascii="Times New Roman" w:hAnsi="Times New Roman" w:cs="Times New Roman"/>
+        </w:rPr>
+        <w:t>for flooding damage from another dam project. Coon-Comes accepts the funding despite the protests from other Chiefs,</w:t>
+      </w:r>
+      <w:r>
+        <w:rPr>
+          <w:rFonts w:ascii="Times New Roman" w:hAnsi="Times New Roman" w:cs="Times New Roman"/>
+        </w:rPr>
+        <w:t xml:space="preserve"> who are</w:t>
+      </w:r>
+      <w:r>
+        <w:rPr>
+          <w:rFonts w:ascii="Times New Roman" w:hAnsi="Times New Roman" w:cs="Times New Roman"/>
+        </w:rPr>
+        <w:t xml:space="preserve"> concerned that it weakens their political resistance to Great Whale. The film shows how deep a betrayal Coon-Comes’ executive decision was by likening it to the initial sale of Cree lands to the </w:t>
+      </w:r>
+      <w:r>
+        <w:rPr>
+          <w:rFonts w:ascii="Times New Roman" w:hAnsi="Times New Roman" w:cs="Times New Roman"/>
+        </w:rPr>
+        <w:t xml:space="preserve">Québec </w:t>
+      </w:r>
+      <w:r>
+        <w:rPr>
+          <w:rFonts w:ascii="Times New Roman" w:hAnsi="Times New Roman" w:cs="Times New Roman"/>
+        </w:rPr>
+        <w:t>government in 19</w:t>
+      </w:r>
+      <w:r>
+        <w:rPr>
+          <w:rFonts w:ascii="Times New Roman" w:hAnsi="Times New Roman" w:cs="Times New Roman"/>
+        </w:rPr>
+        <w:t>75</w:t>
+      </w:r>
+      <w:r>
+        <w:rPr>
+          <w:rFonts w:ascii="Times New Roman" w:hAnsi="Times New Roman" w:cs="Times New Roman"/>
+        </w:rPr>
+        <w:t>. The film poignantly illustrates the tension between a collective</w:t>
+      </w:r>
+      <w:r>
+        <w:rPr>
+          <w:rFonts w:ascii="Times New Roman" w:hAnsi="Times New Roman" w:cs="Times New Roman"/>
+        </w:rPr>
+        <w:t xml:space="preserve"> democratic </w:t>
+      </w:r>
+      <w:r>
+        <w:rPr>
+          <w:rFonts w:ascii="Times New Roman" w:hAnsi="Times New Roman" w:cs="Times New Roman"/>
+        </w:rPr>
+        <w:t xml:space="preserve">structure (the Cree TAN) and an outside world </w:t>
+      </w:r>
+      <w:r>
+        <w:rPr>
+          <w:rFonts w:ascii="Times New Roman" w:hAnsi="Times New Roman" w:cs="Times New Roman"/>
+        </w:rPr>
+        <w:t>that</w:t>
+      </w:r>
+      <w:r>
+        <w:rPr>
+          <w:rFonts w:ascii="Times New Roman" w:hAnsi="Times New Roman" w:cs="Times New Roman"/>
+        </w:rPr>
+        <w:t xml:space="preserve"> doesn’t allow for nuanced </w:t>
+      </w:r>
+      <w:r>
+        <w:rPr>
+          <w:rFonts w:ascii="Times New Roman" w:hAnsi="Times New Roman" w:cs="Times New Roman"/>
+        </w:rPr>
+        <w:t>choice but</w:t>
+      </w:r>
+      <w:r>
+        <w:rPr>
+          <w:rFonts w:ascii="Times New Roman" w:hAnsi="Times New Roman" w:cs="Times New Roman"/>
+        </w:rPr>
         <w:t xml:space="preserve"> </w:t>
       </w:r>
       <w:r>
-        <w:t>to build a hydroelectric dam</w:t>
-      </w:r>
-      <w:r>
-        <w:t xml:space="preserve">, work with American advocates and government actors to bring international attention to </w:t>
-      </w:r>
-      <w:r>
-        <w:t>Hydro-Québec</w:t>
-      </w:r>
-      <w:r>
-        <w:t>’s</w:t>
-      </w:r>
-      <w:r>
+        <w:rPr>
+          <w:rFonts w:ascii="Times New Roman" w:hAnsi="Times New Roman" w:cs="Times New Roman"/>
+        </w:rPr>
+        <w:t xml:space="preserve">rather </w:t>
+      </w:r>
+      <w:r>
+        <w:rPr>
+          <w:rFonts w:ascii="Times New Roman" w:hAnsi="Times New Roman" w:cs="Times New Roman"/>
+        </w:rPr>
+        <w:t>demands a singular representative of the Cree sign or not sign a contract.</w:t>
+      </w:r>
+      <w:r>
+        <w:rPr>
+          <w:rFonts w:ascii="Times New Roman" w:hAnsi="Times New Roman" w:cs="Times New Roman"/>
+        </w:rPr>
+        <w:t xml:space="preserve"> Further, it also shows that a structure without a formal measure of accountability can be corrupted – that any decision made by Coon-Comes</w:t>
+      </w:r>
+      <w:r>
+        <w:rPr>
+          <w:rFonts w:ascii="Times New Roman" w:hAnsi="Times New Roman" w:cs="Times New Roman"/>
+        </w:rPr>
         <w:t xml:space="preserve"> </w:t>
       </w:r>
       <w:r>
-        <w:t xml:space="preserve">unlawful </w:t>
-      </w:r>
-      <w:r>
-        <w:t>actions (</w:t>
-      </w:r>
-      <w:r>
-        <w:t>continuing the</w:t>
-      </w:r>
-      <w:r>
-        <w:t xml:space="preserve"> project without the </w:t>
-      </w:r>
-      <w:r>
-        <w:t>Cree’s consent</w:t>
-      </w:r>
-      <w:r>
-        <w:t xml:space="preserve"> or an environmental impact disclosure), which ultimately leads to the project being shelved indefinitely. </w:t>
-      </w:r>
-      <w:r>
-        <w:t>Through this story</w:t>
-      </w:r>
-      <w:r>
-        <w:t xml:space="preserve">, the film </w:t>
-      </w:r>
-      <w:r>
-        <w:t>expands the definition of</w:t>
-      </w:r>
-      <w:r>
-        <w:t xml:space="preserve"> “transnational” and explores the potential weaknesses of advocacy work. </w:t>
+        <w:rPr>
+          <w:rFonts w:ascii="Times New Roman" w:hAnsi="Times New Roman" w:cs="Times New Roman"/>
+        </w:rPr>
+        <w:t xml:space="preserve">could not be stopped but only retroactively condemned through his impeachment or </w:t>
+      </w:r>
+      <w:r>
+        <w:rPr>
+          <w:rFonts w:ascii="Times New Roman" w:hAnsi="Times New Roman" w:cs="Times New Roman"/>
+        </w:rPr>
+        <w:t xml:space="preserve">replacement. </w:t>
+      </w:r>
+      <w:r>
+        <w:rPr>
+          <w:rFonts w:ascii="Times New Roman" w:hAnsi="Times New Roman" w:cs="Times New Roman"/>
+        </w:rPr>
+        <w:t xml:space="preserve">In so doing, not only does </w:t>
+      </w:r>
+      <w:r>
+        <w:rPr>
+          <w:rFonts w:ascii="Times New Roman" w:hAnsi="Times New Roman" w:cs="Times New Roman"/>
+          <w:i/>
+          <w:iCs/>
+        </w:rPr>
+        <w:t>Powe</w:t>
+      </w:r>
+      <w:r>
+        <w:rPr>
+          <w:rFonts w:ascii="Times New Roman" w:hAnsi="Times New Roman" w:cs="Times New Roman"/>
+          <w:i/>
+          <w:iCs/>
+        </w:rPr>
+        <w:t>r</w:t>
+      </w:r>
+      <w:r>
+        <w:rPr>
+          <w:rFonts w:ascii="Times New Roman" w:hAnsi="Times New Roman" w:cs="Times New Roman"/>
+        </w:rPr>
+        <w:t xml:space="preserve"> redefine TANs, but it also explores their fragility in a way our other in-class materials do not</w:t>
+      </w:r>
+      <w:r>
+        <w:rPr>
+          <w:rFonts w:ascii="Times New Roman" w:hAnsi="Times New Roman" w:cs="Times New Roman"/>
+        </w:rPr>
+        <w:t xml:space="preserve">. </w:t>
       </w:r>
     </w:p>
-    <w:p/>
     <w:p>
-      <w:r>
-        <w:t xml:space="preserve">Invoking the movement of water itself, “Power” </w:t>
-      </w:r>
-      <w:r>
-        <w:t>shifts</w:t>
-      </w:r>
-      <w:r>
-        <w:t xml:space="preserve"> fluidly between New York and Northern Quebec, following the then-Grand Chief of the Cree, Matthew Coon-Comes. </w:t>
-      </w:r>
-      <w:r>
-        <w:t xml:space="preserve">Throughout the documentary, </w:t>
-      </w:r>
-      <w:r>
-        <w:t xml:space="preserve">Coon-Comes </w:t>
-      </w:r>
-      <w:r>
-        <w:t>oversees</w:t>
-      </w:r>
-      <w:r>
-        <w:t xml:space="preserve"> Cree resistance</w:t>
-      </w:r>
-      <w:r>
-        <w:t xml:space="preserve"> to </w:t>
-      </w:r>
-      <w:r>
-        <w:t>Hydro-Québec</w:t>
-      </w:r>
-      <w:r>
-        <w:t xml:space="preserve"> </w:t>
-      </w:r>
-      <w:r>
-        <w:t xml:space="preserve">through several avenues. The film makes passing reference to </w:t>
-      </w:r>
-      <w:r>
-        <w:t>lawsuits</w:t>
-      </w:r>
-      <w:r>
-        <w:t xml:space="preserve"> but mostly focuses on Coon-Comes’ attempts to bring international scrutiny to </w:t>
-      </w:r>
-      <w:r>
-        <w:t xml:space="preserve">the Great Whale </w:t>
-      </w:r>
-      <w:r>
-        <w:t>project</w:t>
-      </w:r>
-      <w:r>
-        <w:t xml:space="preserve">. His efforts begin with a PR stunt – </w:t>
-      </w:r>
-      <w:r>
-        <w:t>canoeing</w:t>
-      </w:r>
-      <w:r>
-        <w:t xml:space="preserve"> from Hudson Bay to New York </w:t>
-      </w:r>
-      <w:r>
-        <w:t xml:space="preserve">City </w:t>
-      </w:r>
-      <w:r>
-        <w:t xml:space="preserve">to </w:t>
-      </w:r>
-      <w:r>
-        <w:t xml:space="preserve">ask the state to </w:t>
-      </w:r>
-      <w:r>
-        <w:t xml:space="preserve">withdraw from </w:t>
-      </w:r>
-      <w:r>
-        <w:t>its</w:t>
-      </w:r>
-      <w:r>
-        <w:t xml:space="preserve"> </w:t>
-      </w:r>
-      <w:r>
-        <w:t xml:space="preserve">power </w:t>
-      </w:r>
-      <w:r>
-        <w:t xml:space="preserve">purchasing agreement with </w:t>
-      </w:r>
-      <w:r>
-        <w:t>Hydro-Québec</w:t>
-      </w:r>
-      <w:r>
-        <w:t xml:space="preserve">. </w:t>
-      </w:r>
-      <w:r>
-        <w:t>T</w:t>
-      </w:r>
-      <w:r>
-        <w:t>he t</w:t>
-      </w:r>
-      <w:r>
-        <w:t>rip was widely reported on</w:t>
-      </w:r>
-      <w:r>
-        <w:t xml:space="preserve"> </w:t>
-      </w:r>
-      <w:r>
-        <w:t xml:space="preserve">and </w:t>
-      </w:r>
-      <w:r>
-        <w:t xml:space="preserve">fits neatly </w:t>
-      </w:r>
-      <w:r>
-        <w:t xml:space="preserve">in </w:t>
-      </w:r>
-      <w:r>
-        <w:t>the Sustainability Directory’s</w:t>
-      </w:r>
-      <w:r>
-        <w:t xml:space="preserve"> toolbox for TANs</w:t>
-      </w:r>
-      <w:r>
-        <w:t xml:space="preserve"> as </w:t>
-      </w:r>
-      <w:r>
-        <w:t>a form of pressure politics, which force change through tactics like “</w:t>
-      </w:r>
-      <w:r>
-        <w:t>consumer boycotts, protests, and public shaming</w:t>
-      </w:r>
-      <w:r>
-        <w:t xml:space="preserve">” </w:t>
-      </w:r>
-      <w:r>
-        <w:fldChar w:fldCharType="begin"/>
-      </w:r>
-      <w:r>
-        <w:instrText xml:space="preserve"> ADDIN ZOTERO_ITEM CSL_CITATION {"citationID":"kZHPxTxX","properties":{"formattedCitation":"(Sustainability Directory)","plainCitation":"(Sustainability Directory)","noteIndex":0},"citationItems":[{"id":857,"uris":["http://zotero.org/users/9674183/items/AYQB3B77"],"itemData":{"id":857,"type":"post-weblog","abstract":"Meaning → Networks operating across borders to influence global norms and policies, particularly on sustainability issues. → Term","container-title":"Climate → Sustainability Directory","language":"en-US","title":"Transnational Advocacy Networks","URL":"https://climate.sustainability-directory.com/term/transnational-advocacy-networks/","author":[{"literal":"Sustainability Directory"}],"accessed":{"date-parts":[["2026",3,2]]},"issued":{"date-parts":[["2025",3,5]]}}}],"schema":"https://github.com/citation-style-language/schema/raw/master/csl-citation.json"} </w:instrText>
-      </w:r>
-      <w:r>
-        <w:fldChar w:fldCharType="separate"/>
-      </w:r>
-      <w:r>
-        <w:rPr>
-          <w:noProof/>
-        </w:rPr>
-        <w:t>(Sustainability Directory)</w:t>
-      </w:r>
-      <w:r>
-        <w:fldChar w:fldCharType="end"/>
-      </w:r>
-      <w:r>
-        <w:t xml:space="preserve">. The trip brought international attention to the Cree’s </w:t>
-      </w:r>
-      <w:r>
-        <w:t>struggle</w:t>
-      </w:r>
-      <w:r>
-        <w:t>, and their rhetoric around</w:t>
-      </w:r>
-      <w:r>
-        <w:t xml:space="preserve"> </w:t>
-      </w:r>
-      <w:r>
-        <w:t>Hydro-Québec</w:t>
-      </w:r>
-      <w:r>
-        <w:t>’s actions (“</w:t>
-      </w:r>
-      <w:r>
-        <w:t>If they were to build a dam in America […] there would be an outcry. But when it happens on Indian lands, they ask us to move over – ‘move over Indian’ […] we are saying it is unacceptable</w:t>
-      </w:r>
-      <w:r>
-        <w:t xml:space="preserve">”) </w:t>
-      </w:r>
-      <w:r>
-        <w:t xml:space="preserve">is effective </w:t>
-      </w:r>
-      <w:r>
-        <w:t>public shaming</w:t>
-      </w:r>
-      <w:r>
-        <w:t xml:space="preserve"> </w:t>
-      </w:r>
-      <w:r>
-        <w:t xml:space="preserve">of the utility </w:t>
-      </w:r>
-      <w:r>
-        <w:t>(</w:t>
-      </w:r>
-      <w:r>
-        <w:t xml:space="preserve">Isaacsson, </w:t>
-      </w:r>
-      <w:r>
-        <w:t>00:17:09</w:t>
-      </w:r>
-      <w:r>
-        <w:t>)</w:t>
-      </w:r>
-      <w:r>
-        <w:t xml:space="preserve">. The Cree’s work in New York also took advantage of their unique access. </w:t>
-      </w:r>
-      <w:r>
-        <w:t xml:space="preserve">Not only did they </w:t>
-      </w:r>
-      <w:r>
-        <w:t>have</w:t>
-      </w:r>
-      <w:r>
-        <w:t xml:space="preserve"> a New York state legislator </w:t>
-      </w:r>
-      <w:r>
-        <w:t xml:space="preserve">who </w:t>
-      </w:r>
-      <w:r>
-        <w:t>introduce</w:t>
-      </w:r>
-      <w:r>
-        <w:t xml:space="preserve">d </w:t>
-      </w:r>
-      <w:r>
-        <w:t xml:space="preserve">the bill that would eventually withdraw New York from the purchasing agreement, but they also elevated the issue’s importance by working with </w:t>
-      </w:r>
-      <w:r>
-        <w:t>political celebrity Robert F. Kennedy</w:t>
-      </w:r>
-      <w:r>
-        <w:t xml:space="preserve">. </w:t>
-      </w:r>
-      <w:r>
-        <w:t xml:space="preserve">The </w:t>
-      </w:r>
-      <w:r>
-        <w:t xml:space="preserve">issue </w:t>
-      </w:r>
-      <w:r>
-        <w:t xml:space="preserve">was </w:t>
-      </w:r>
-      <w:r>
-        <w:t xml:space="preserve">within his policy </w:t>
-      </w:r>
-      <w:r>
-        <w:t xml:space="preserve">portfolio, and </w:t>
-      </w:r>
-      <w:r>
-        <w:t xml:space="preserve">his </w:t>
-      </w:r>
-      <w:r>
-        <w:t xml:space="preserve">advocacy </w:t>
-      </w:r>
-      <w:r>
-        <w:t xml:space="preserve">gave the Cree’s complaint a higher </w:t>
-      </w:r>
-      <w:r>
-        <w:t>profile</w:t>
-      </w:r>
-      <w:r>
-        <w:t xml:space="preserve">. Through public shame, international attention, and protest, the Cree used pressure politics </w:t>
-      </w:r>
-      <w:r>
-        <w:t xml:space="preserve">to slow the dam development. </w:t>
+      <w:pPr>
+        <w:rPr>
+          <w:rFonts w:ascii="Times New Roman" w:hAnsi="Times New Roman" w:cs="Times New Roman"/>
+        </w:rPr>
+      </w:pPr>
+      <w:r>
+        <w:rPr>
+          <w:rFonts w:ascii="Times New Roman" w:hAnsi="Times New Roman" w:cs="Times New Roman"/>
+        </w:rPr>
+        <w:br w:type="page"/>
       </w:r>
     </w:p>
-    <w:p/>
     <w:p>
-      <w:r>
-        <w:t xml:space="preserve">However, the Cree aren’t a traditional transnational advocacy network. </w:t>
-      </w:r>
-      <w:r>
-        <w:t xml:space="preserve">They are a singular First Nation working primarily with the American </w:t>
-      </w:r>
-      <w:r>
-        <w:t>government</w:t>
-      </w:r>
-      <w:r>
-        <w:t xml:space="preserve"> </w:t>
-      </w:r>
-      <w:r>
-        <w:t>– members of the New York public legislature are technically part of the state. However, through its exploration of the Cree</w:t>
-      </w:r>
-      <w:r>
-        <w:t xml:space="preserve"> population and internal politics</w:t>
-      </w:r>
-      <w:r>
-        <w:t xml:space="preserve">, “Power” suggests a new definition of transnationalism. One of the documentary’s </w:t>
-      </w:r>
-      <w:r>
-        <w:t xml:space="preserve">unique strengths </w:t>
-      </w:r>
-      <w:r>
-        <w:t xml:space="preserve">is </w:t>
-      </w:r>
-      <w:r>
-        <w:t xml:space="preserve">that it doesn’t </w:t>
-      </w:r>
-      <w:r>
-        <w:t xml:space="preserve">homogenize all </w:t>
-      </w:r>
-      <w:r>
-        <w:t>Cree</w:t>
-      </w:r>
-      <w:r>
-        <w:t>. While Coon-Comes is the elected Grand-Chief of the Cree</w:t>
-      </w:r>
-      <w:r>
-        <w:t xml:space="preserve"> </w:t>
-      </w:r>
-      <w:r>
-        <w:t>and the</w:t>
-      </w:r>
-      <w:r>
-        <w:t xml:space="preserve">ir </w:t>
-      </w:r>
-      <w:r>
-        <w:t>spokesperson on the</w:t>
-      </w:r>
-      <w:r>
-        <w:t xml:space="preserve"> international stage</w:t>
-      </w:r>
-      <w:r>
-        <w:t xml:space="preserve">, </w:t>
-      </w:r>
-      <w:r>
-        <w:t>he represents a</w:t>
-      </w:r>
-      <w:r>
-        <w:t xml:space="preserve"> conflicted</w:t>
-      </w:r>
-      <w:r>
-        <w:t xml:space="preserve"> people. </w:t>
-      </w:r>
-      <w:r>
-        <w:t xml:space="preserve">While resisting Hydro-Québec, the Cree face internal disagreement about the best course of action. The documentary explores several perspectives </w:t>
-      </w:r>
-      <w:r>
-        <w:t xml:space="preserve">– </w:t>
-      </w:r>
-      <w:r>
-        <w:t xml:space="preserve">Chiefs </w:t>
-      </w:r>
-      <w:r>
-        <w:t xml:space="preserve">who are mistrustful of </w:t>
-      </w:r>
-      <w:r>
-        <w:t xml:space="preserve">external </w:t>
-      </w:r>
-      <w:r>
-        <w:t>help</w:t>
-      </w:r>
-      <w:r>
-        <w:t xml:space="preserve">, Chiefs who have lost faith in Coon-Comes’ leadership, and even those who believe there are bigger issues at hand than Hydro-Québec. </w:t>
-      </w:r>
-      <w:r>
-        <w:t xml:space="preserve">The </w:t>
-      </w:r>
-      <w:r>
+      <w:pPr>
+        <w:spacing w:line="480" w:lineRule="auto"/>
+        <w:ind w:hanging="480"/>
+        <w:jc w:val="center"/>
+        <w:rPr>
+          <w:rFonts w:ascii="Times New Roman" w:eastAsia="Times New Roman" w:hAnsi="Times New Roman" w:cs="Times New Roman"/>
+          <w:b/>
+          <w:bCs/>
+          <w:kern w:val="0"/>
+          <w:u w:val="single"/>
+          <w:lang w:bidi="hi-IN"/>
+          <w14:ligatures w14:val="none"/>
+        </w:rPr>
+      </w:pPr>
+      <w:r>
+        <w:rPr>
+          <w:rFonts w:ascii="Times New Roman" w:eastAsia="Times New Roman" w:hAnsi="Times New Roman" w:cs="Times New Roman"/>
+          <w:b/>
+          <w:bCs/>
+          <w:kern w:val="0"/>
+          <w:u w:val="single"/>
+          <w:lang w:bidi="hi-IN"/>
+          <w14:ligatures w14:val="none"/>
+        </w:rPr>
         <w:lastRenderedPageBreak/>
-        <w:t xml:space="preserve">film also </w:t>
-      </w:r>
-      <w:r>
-        <w:t xml:space="preserve">depicts </w:t>
-      </w:r>
-      <w:r>
-        <w:t>community forums</w:t>
-      </w:r>
-      <w:r>
-        <w:t xml:space="preserve"> where Cree try to persuade their leaders to pursue </w:t>
-      </w:r>
-      <w:r>
-        <w:t xml:space="preserve">a specific </w:t>
-      </w:r>
-      <w:r>
-        <w:t xml:space="preserve">course of action. </w:t>
-      </w:r>
-      <w:r>
-        <w:t xml:space="preserve">Further, this issue isn’t just affecting the Cree – the canoe from </w:t>
-      </w:r>
-      <w:r>
-        <w:t>Qué</w:t>
-      </w:r>
-      <w:r>
-        <w:t>bec to New York also carried Inuit leaders</w:t>
-      </w:r>
-      <w:r>
-        <w:t>hip</w:t>
-      </w:r>
-      <w:r>
-        <w:t xml:space="preserve">. </w:t>
-      </w:r>
-      <w:r>
-        <w:t xml:space="preserve">That “Power” shows how Québec’s First Nations </w:t>
-      </w:r>
-      <w:r>
-        <w:t>are composed of disagreeing bands who are united behind one cause</w:t>
-      </w:r>
-      <w:r>
-        <w:t xml:space="preserve"> suggests that </w:t>
-      </w:r>
-      <w:r>
-        <w:t>transnational</w:t>
-      </w:r>
-      <w:r>
-        <w:t>ism</w:t>
-      </w:r>
-      <w:r>
-        <w:t xml:space="preserve"> doesn’t rely on formal state lines – but rather that any </w:t>
-      </w:r>
-      <w:r>
-        <w:t xml:space="preserve">action </w:t>
-      </w:r>
-      <w:r>
-        <w:t xml:space="preserve">by </w:t>
-      </w:r>
-      <w:r>
-        <w:t xml:space="preserve">many </w:t>
-      </w:r>
-      <w:r>
-        <w:t xml:space="preserve">Indigenous bands (and thus, all </w:t>
-      </w:r>
-      <w:r>
-        <w:t>resistance to Hydro-Québec</w:t>
-      </w:r>
-      <w:r>
-        <w:t xml:space="preserve">) is inherently transnational because the people are not </w:t>
-      </w:r>
-      <w:r>
-        <w:t xml:space="preserve">of any </w:t>
-      </w:r>
-      <w:r>
-        <w:t xml:space="preserve">one </w:t>
-      </w:r>
-      <w:r>
-        <w:t>nation</w:t>
-      </w:r>
-      <w:r>
-        <w:t xml:space="preserve">. </w:t>
+        <w:t>References</w:t>
       </w:r>
     </w:p>
-    <w:p/>
     <w:p>
-      <w:r>
-        <w:t xml:space="preserve">The film’s exploration of the </w:t>
-      </w:r>
-      <w:r>
-        <w:t xml:space="preserve">Cree bands also </w:t>
-      </w:r>
-      <w:r>
-        <w:t>highlights the unique weaknesses of TANs</w:t>
-      </w:r>
-      <w:r>
-        <w:t xml:space="preserve">. Any group of people </w:t>
-      </w:r>
-      <w:r>
-        <w:t xml:space="preserve">informally </w:t>
-      </w:r>
-      <w:r>
-        <w:t xml:space="preserve">working together </w:t>
-      </w:r>
-      <w:r>
-        <w:t>risks their movement dissolving</w:t>
-      </w:r>
-      <w:r>
-        <w:t xml:space="preserve"> when their collaboration weakens </w:t>
-      </w:r>
-      <w:r>
-        <w:t xml:space="preserve">– a network is only as strong as its connections. Throughout </w:t>
-      </w:r>
-      <w:r>
-        <w:t>“Power”</w:t>
-      </w:r>
-      <w:r>
-        <w:t xml:space="preserve">, the Cree often face internal conflicts, the </w:t>
-      </w:r>
-      <w:r>
-        <w:t xml:space="preserve">worst </w:t>
-      </w:r>
-      <w:r>
-        <w:t xml:space="preserve">of which </w:t>
-      </w:r>
-      <w:r>
-        <w:t>occurs</w:t>
-      </w:r>
-      <w:r>
-        <w:t xml:space="preserve"> when Hydro-Qu</w:t>
-      </w:r>
-      <w:r>
-        <w:t>é</w:t>
-      </w:r>
-      <w:r>
-        <w:t>bec offers $50 million in compensat</w:t>
-      </w:r>
-      <w:r>
-        <w:t xml:space="preserve">ion </w:t>
-      </w:r>
-      <w:r>
-        <w:t>for flooding damage from another dam project. Coon-Comes accepts the funding despite the protests from other Chiefs,</w:t>
-      </w:r>
-      <w:r>
-        <w:t xml:space="preserve"> who are</w:t>
-      </w:r>
-      <w:r>
-        <w:t xml:space="preserve"> concerned that it weakens their political resistance to Great Whale. The film shows how deep a betrayal Coon-Comes’ executive decision was by likening it to the initial sale of Cree lands to the </w:t>
-      </w:r>
-      <w:r>
-        <w:t xml:space="preserve">Québec </w:t>
-      </w:r>
-      <w:r>
-        <w:t>government in 19</w:t>
-      </w:r>
-      <w:r>
-        <w:t>75</w:t>
-      </w:r>
-      <w:r>
-        <w:t>. The film poignantly illustrates the tension between a collective</w:t>
-      </w:r>
-      <w:r>
-        <w:t xml:space="preserve"> democratic </w:t>
-      </w:r>
-      <w:r>
-        <w:t xml:space="preserve">structure (the Cree TAN) and an outside world </w:t>
-      </w:r>
-      <w:r>
-        <w:t>that</w:t>
-      </w:r>
-      <w:r>
-        <w:t xml:space="preserve"> doesn’t allow for nuanced </w:t>
-      </w:r>
-      <w:r>
-        <w:t>choice but</w:t>
-      </w:r>
-      <w:r>
-        <w:t xml:space="preserve"> </w:t>
-      </w:r>
-      <w:r>
-        <w:t xml:space="preserve">rather </w:t>
-      </w:r>
-      <w:r>
-        <w:t>demands a singular representative of the Cree sign or not sign a contract.</w:t>
-      </w:r>
-      <w:r>
-        <w:t xml:space="preserve"> Further, it also shows that a structure without a formal measure of accountability can be corrupted – that any decision made by Coon-Comes</w:t>
-      </w:r>
-      <w:r>
-        <w:t xml:space="preserve"> </w:t>
-      </w:r>
-      <w:r>
-        <w:t xml:space="preserve">could not be stopped but only retroactively condemned through his impeachment or </w:t>
-      </w:r>
-      <w:r>
-        <w:t xml:space="preserve">replacement. </w:t>
-      </w:r>
-      <w:r>
-        <w:t>In so doing, not only does “Power” redefine TANs, but it also explores their fragility in a way our other in-class materials do not</w:t>
-      </w:r>
-      <w:r>
-        <w:t xml:space="preserve">. </w:t>
+      <w:pPr>
+        <w:spacing w:line="480" w:lineRule="auto"/>
+        <w:ind w:hanging="480"/>
+        <w:rPr>
+          <w:rFonts w:ascii="Times New Roman" w:eastAsia="Times New Roman" w:hAnsi="Times New Roman" w:cs="Times New Roman"/>
+          <w:kern w:val="0"/>
+          <w:lang w:bidi="hi-IN"/>
+          <w14:ligatures w14:val="none"/>
+        </w:rPr>
+      </w:pPr>
+      <w:r>
+        <w:rPr>
+          <w:rFonts w:ascii="Times New Roman" w:eastAsia="Times New Roman" w:hAnsi="Times New Roman" w:cs="Times New Roman"/>
+          <w:i/>
+          <w:iCs/>
+          <w:kern w:val="0"/>
+          <w:lang w:bidi="hi-IN"/>
+          <w14:ligatures w14:val="none"/>
+        </w:rPr>
+        <w:t>Power: One River, Two Nations</w:t>
+      </w:r>
+      <w:r>
+        <w:rPr>
+          <w:rFonts w:ascii="Times New Roman" w:eastAsia="Times New Roman" w:hAnsi="Times New Roman" w:cs="Times New Roman"/>
+          <w:kern w:val="0"/>
+          <w:lang w:bidi="hi-IN"/>
+          <w14:ligatures w14:val="none"/>
+        </w:rPr>
+        <w:t xml:space="preserve">. Directed by Magnus Isacsson, Cineflix Productions, 1996, </w:t>
+      </w:r>
+      <w:hyperlink r:id="rId7" w:history="1">
+        <w:r>
+          <w:rPr>
+            <w:rFonts w:ascii="Times New Roman" w:eastAsia="Times New Roman" w:hAnsi="Times New Roman" w:cs="Times New Roman"/>
+            <w:color w:val="0000FF"/>
+            <w:kern w:val="0"/>
+            <w:u w:val="single"/>
+            <w:lang w:bidi="hi-IN"/>
+            <w14:ligatures w14:val="none"/>
+          </w:rPr>
+          <w:t>https://www.cinemapolitica.org/film/power-one-river-two-nations/</w:t>
+        </w:r>
+      </w:hyperlink>
+      <w:r>
+        <w:rPr>
+          <w:rFonts w:ascii="Times New Roman" w:eastAsia="Times New Roman" w:hAnsi="Times New Roman" w:cs="Times New Roman"/>
+          <w:kern w:val="0"/>
+          <w:lang w:bidi="hi-IN"/>
+          <w14:ligatures w14:val="none"/>
+        </w:rPr>
+        <w:t>.</w:t>
+      </w:r>
+    </w:p>
+    <w:p>
+      <w:pPr>
+        <w:spacing w:line="480" w:lineRule="auto"/>
+        <w:ind w:hanging="480"/>
+        <w:rPr>
+          <w:rFonts w:ascii="Times New Roman" w:eastAsia="Times New Roman" w:hAnsi="Times New Roman" w:cs="Times New Roman"/>
+          <w:kern w:val="0"/>
+          <w:lang w:bidi="hi-IN"/>
+          <w14:ligatures w14:val="none"/>
+        </w:rPr>
+      </w:pPr>
+      <w:r>
+        <w:rPr>
+          <w:rFonts w:ascii="Times New Roman" w:eastAsia="Times New Roman" w:hAnsi="Times New Roman" w:cs="Times New Roman"/>
+          <w:kern w:val="0"/>
+          <w:lang w:bidi="hi-IN"/>
+          <w14:ligatures w14:val="none"/>
+        </w:rPr>
+        <w:t xml:space="preserve">Sustainability Directory. “Transnational Advocacy Networks.” </w:t>
+      </w:r>
+      <w:r>
+        <w:rPr>
+          <w:rFonts w:ascii="Times New Roman" w:eastAsia="Times New Roman" w:hAnsi="Times New Roman" w:cs="Times New Roman"/>
+          <w:i/>
+          <w:iCs/>
+          <w:kern w:val="0"/>
+          <w:lang w:bidi="hi-IN"/>
+          <w14:ligatures w14:val="none"/>
+        </w:rPr>
+        <w:t>Climate → Sustainability Directory</w:t>
+      </w:r>
+      <w:r>
+        <w:rPr>
+          <w:rFonts w:ascii="Times New Roman" w:eastAsia="Times New Roman" w:hAnsi="Times New Roman" w:cs="Times New Roman"/>
+          <w:kern w:val="0"/>
+          <w:lang w:bidi="hi-IN"/>
+          <w14:ligatures w14:val="none"/>
+        </w:rPr>
+        <w:t xml:space="preserve">, 5 Mar. 2025, </w:t>
+      </w:r>
+      <w:hyperlink r:id="rId8" w:history="1">
+        <w:r>
+          <w:rPr>
+            <w:rFonts w:ascii="Times New Roman" w:eastAsia="Times New Roman" w:hAnsi="Times New Roman" w:cs="Times New Roman"/>
+            <w:color w:val="0000FF"/>
+            <w:kern w:val="0"/>
+            <w:u w:val="single"/>
+            <w:lang w:bidi="hi-IN"/>
+            <w14:ligatures w14:val="none"/>
+          </w:rPr>
+          <w:t>https://climate.sustainability-directory.com/term/transnational-advocacy-networks/</w:t>
+        </w:r>
+      </w:hyperlink>
+      <w:r>
+        <w:rPr>
+          <w:rFonts w:ascii="Times New Roman" w:eastAsia="Times New Roman" w:hAnsi="Times New Roman" w:cs="Times New Roman"/>
+          <w:kern w:val="0"/>
+          <w:lang w:bidi="hi-IN"/>
+          <w14:ligatures w14:val="none"/>
+        </w:rPr>
+        <w:t>.</w:t>
       </w:r>
     </w:p>
     <w:sectPr>
+      <w:headerReference w:type="default" r:id="rId9"/>
+      <w:footerReference w:type="even" r:id="rId10"/>
+      <w:footerReference w:type="default" r:id="rId11"/>
+      <w:footerReference w:type="first" r:id="rId12"/>
       <w:pgSz w:w="12240" w:h="15840"/>
       <w:pgMar w:top="1440" w:right="1440" w:bottom="1440" w:left="1440" w:header="720" w:footer="720" w:gutter="0"/>
       <w:cols w:space="720"/>
+      <w:titlePg/>
       <w:docGrid w:linePitch="360"/>
     </w:sectPr>
   </w:body>
@@ -714,6 +1682,246 @@
 </w:endnotes>
 </file>
 
+<file path=word/footer1.xml><?xml version="1.0" encoding="utf-8"?>
+<w:ftr xmlns:wpc="http://schemas.microsoft.com/office/word/2010/wordprocessingCanvas" xmlns:cx="http://schemas.microsoft.com/office/drawing/2014/chartex" xmlns:cx1="http://schemas.microsoft.com/office/drawing/2015/9/8/chartex" xmlns:cx2="http://schemas.microsoft.com/office/drawing/2015/10/21/chartex" xmlns:cx3="http://schemas.microsoft.com/office/drawing/2016/5/9/chartex" xmlns:cx4="http://schemas.microsoft.com/office/drawing/2016/5/10/chartex" xmlns:cx5="http://schemas.microsoft.com/office/drawing/2016/5/11/chartex" xmlns:cx6="http://schemas.microsoft.com/office/drawing/2016/5/12/chartex" xmlns:cx7="http://schemas.microsoft.com/office/drawing/2016/5/13/chartex" xmlns:cx8="http://schemas.microsoft.com/office/drawing/2016/5/14/chartex" xmlns:mc="http://schemas.openxmlformats.org/markup-compatibility/2006" xmlns:aink="http://schemas.microsoft.com/office/drawing/2016/ink" xmlns:am3d="http://schemas.microsoft.com/office/drawing/2017/model3d" xmlns:o="urn:schemas-microsoft-com:office:office" xmlns:oel="http://schemas.microsoft.com/office/2019/extlst" xmlns:r="http://schemas.openxmlformats.org/officeDocument/2006/relationships" xmlns:m="http://schemas.openxmlformats.org/officeDocument/2006/math" xmlns:v="urn:schemas-microsoft-com:vml" xmlns:wp14="http://schemas.microsoft.com/office/word/2010/wordprocessingDrawing" xmlns:wp="http://schemas.openxmlformats.org/drawingml/2006/wordprocessingDrawing" xmlns:w10="urn:schemas-microsoft-com:office:word" xmlns:w="http://schemas.openxmlformats.org/wordprocessingml/2006/main" xmlns:w14="http://schemas.microsoft.com/office/word/2010/wordml" xmlns:w15="http://schemas.microsoft.com/office/word/2012/wordml" xmlns:w16cex="http://schemas.microsoft.com/office/word/2018/wordml/cex" xmlns:w16cid="http://schemas.microsoft.com/office/word/2016/wordml/cid" xmlns:w16="http://schemas.microsoft.com/office/word/2018/wordml" xmlns:w16du="http://schemas.microsoft.com/office/word/2023/wordml/word16du" xmlns:w16sdtdh="http://schemas.microsoft.com/office/word/2020/wordml/sdtdatahash" xmlns:w16sdtfl="http://schemas.microsoft.com/office/word/2024/wordml/sdtformatlock" xmlns:w16se="http://schemas.microsoft.com/office/word/2015/wordml/symex" xmlns:wpg="http://schemas.microsoft.com/office/word/2010/wordprocessingGroup" xmlns:wpi="http://schemas.microsoft.com/office/word/2010/wordprocessingInk" xmlns:wne="http://schemas.microsoft.com/office/word/2006/wordml" xmlns:wps="http://schemas.microsoft.com/office/word/2010/wordprocessingShape" mc:Ignorable="w14 w15 w16se w16cid w16 w16cex w16sdtdh w16sdtfl w16du wp14">
+  <w:sdt>
+    <w:sdtPr>
+      <w:rPr>
+        <w:rStyle w:val="PageNumber"/>
+      </w:rPr>
+      <w:id w:val="334730081"/>
+      <w:docPartObj>
+        <w:docPartGallery w:val="Page Numbers (Bottom of Page)"/>
+        <w:docPartUnique/>
+      </w:docPartObj>
+    </w:sdtPr>
+    <w:sdtContent>
+      <w:p>
+        <w:pPr>
+          <w:pStyle w:val="Footer"/>
+          <w:framePr w:wrap="none" w:vAnchor="text" w:hAnchor="margin" w:xAlign="right" w:y="1"/>
+          <w:rPr>
+            <w:rStyle w:val="PageNumber"/>
+          </w:rPr>
+        </w:pPr>
+        <w:r>
+          <w:rPr>
+            <w:rStyle w:val="PageNumber"/>
+          </w:rPr>
+          <w:fldChar w:fldCharType="begin"/>
+        </w:r>
+        <w:r>
+          <w:rPr>
+            <w:rStyle w:val="PageNumber"/>
+          </w:rPr>
+          <w:instrText xml:space="preserve"> PAGE </w:instrText>
+        </w:r>
+        <w:r>
+          <w:rPr>
+            <w:rStyle w:val="PageNumber"/>
+          </w:rPr>
+          <w:fldChar w:fldCharType="separate"/>
+        </w:r>
+        <w:r>
+          <w:rPr>
+            <w:rStyle w:val="PageNumber"/>
+          </w:rPr>
+          <w:fldChar w:fldCharType="end"/>
+        </w:r>
+      </w:p>
+    </w:sdtContent>
+  </w:sdt>
+  <w:p>
+    <w:pPr>
+      <w:pStyle w:val="Footer"/>
+      <w:ind w:right="360"/>
+    </w:pPr>
+  </w:p>
+</w:ftr>
+</file>
+
+<file path=word/footer2.xml><?xml version="1.0" encoding="utf-8"?>
+<w:ftr xmlns:wpc="http://schemas.microsoft.com/office/word/2010/wordprocessingCanvas" xmlns:cx="http://schemas.microsoft.com/office/drawing/2014/chartex" xmlns:cx1="http://schemas.microsoft.com/office/drawing/2015/9/8/chartex" xmlns:cx2="http://schemas.microsoft.com/office/drawing/2015/10/21/chartex" xmlns:cx3="http://schemas.microsoft.com/office/drawing/2016/5/9/chartex" xmlns:cx4="http://schemas.microsoft.com/office/drawing/2016/5/10/chartex" xmlns:cx5="http://schemas.microsoft.com/office/drawing/2016/5/11/chartex" xmlns:cx6="http://schemas.microsoft.com/office/drawing/2016/5/12/chartex" xmlns:cx7="http://schemas.microsoft.com/office/drawing/2016/5/13/chartex" xmlns:cx8="http://schemas.microsoft.com/office/drawing/2016/5/14/chartex" xmlns:mc="http://schemas.openxmlformats.org/markup-compatibility/2006" xmlns:aink="http://schemas.microsoft.com/office/drawing/2016/ink" xmlns:am3d="http://schemas.microsoft.com/office/drawing/2017/model3d" xmlns:o="urn:schemas-microsoft-com:office:office" xmlns:oel="http://schemas.microsoft.com/office/2019/extlst" xmlns:r="http://schemas.openxmlformats.org/officeDocument/2006/relationships" xmlns:m="http://schemas.openxmlformats.org/officeDocument/2006/math" xmlns:v="urn:schemas-microsoft-com:vml" xmlns:wp14="http://schemas.microsoft.com/office/word/2010/wordprocessingDrawing" xmlns:wp="http://schemas.openxmlformats.org/drawingml/2006/wordprocessingDrawing" xmlns:w10="urn:schemas-microsoft-com:office:word" xmlns:w="http://schemas.openxmlformats.org/wordprocessingml/2006/main" xmlns:w14="http://schemas.microsoft.com/office/word/2010/wordml" xmlns:w15="http://schemas.microsoft.com/office/word/2012/wordml" xmlns:w16cex="http://schemas.microsoft.com/office/word/2018/wordml/cex" xmlns:w16cid="http://schemas.microsoft.com/office/word/2016/wordml/cid" xmlns:w16="http://schemas.microsoft.com/office/word/2018/wordml" xmlns:w16du="http://schemas.microsoft.com/office/word/2023/wordml/word16du" xmlns:w16sdtdh="http://schemas.microsoft.com/office/word/2020/wordml/sdtdatahash" xmlns:w16sdtfl="http://schemas.microsoft.com/office/word/2024/wordml/sdtformatlock" xmlns:w16se="http://schemas.microsoft.com/office/word/2015/wordml/symex" xmlns:wpg="http://schemas.microsoft.com/office/word/2010/wordprocessingGroup" xmlns:wpi="http://schemas.microsoft.com/office/word/2010/wordprocessingInk" xmlns:wne="http://schemas.microsoft.com/office/word/2006/wordml" xmlns:wps="http://schemas.microsoft.com/office/word/2010/wordprocessingShape" mc:Ignorable="w14 w15 w16se w16cid w16 w16cex w16sdtdh w16sdtfl w16du wp14">
+  <w:sdt>
+    <w:sdtPr>
+      <w:rPr>
+        <w:rStyle w:val="PageNumber"/>
+        <w:rFonts w:ascii="Times New Roman" w:hAnsi="Times New Roman" w:cs="Times New Roman"/>
+        <w:sz w:val="21"/>
+        <w:szCs w:val="21"/>
+      </w:rPr>
+      <w:id w:val="-1863114171"/>
+      <w:docPartObj>
+        <w:docPartGallery w:val="Page Numbers (Bottom of Page)"/>
+        <w:docPartUnique/>
+      </w:docPartObj>
+    </w:sdtPr>
+    <w:sdtContent>
+      <w:p>
+        <w:pPr>
+          <w:pStyle w:val="Footer"/>
+          <w:framePr w:wrap="none" w:vAnchor="text" w:hAnchor="margin" w:xAlign="right" w:y="1"/>
+          <w:rPr>
+            <w:rStyle w:val="PageNumber"/>
+            <w:rFonts w:ascii="Times New Roman" w:hAnsi="Times New Roman" w:cs="Times New Roman"/>
+            <w:sz w:val="21"/>
+            <w:szCs w:val="21"/>
+          </w:rPr>
+        </w:pPr>
+        <w:r>
+          <w:rPr>
+            <w:rStyle w:val="PageNumber"/>
+            <w:rFonts w:ascii="Times New Roman" w:hAnsi="Times New Roman" w:cs="Times New Roman"/>
+            <w:sz w:val="21"/>
+            <w:szCs w:val="21"/>
+          </w:rPr>
+          <w:fldChar w:fldCharType="begin"/>
+        </w:r>
+        <w:r>
+          <w:rPr>
+            <w:rStyle w:val="PageNumber"/>
+            <w:rFonts w:ascii="Times New Roman" w:hAnsi="Times New Roman" w:cs="Times New Roman"/>
+            <w:sz w:val="21"/>
+            <w:szCs w:val="21"/>
+          </w:rPr>
+          <w:instrText xml:space="preserve"> PAGE </w:instrText>
+        </w:r>
+        <w:r>
+          <w:rPr>
+            <w:rStyle w:val="PageNumber"/>
+            <w:rFonts w:ascii="Times New Roman" w:hAnsi="Times New Roman" w:cs="Times New Roman"/>
+            <w:sz w:val="21"/>
+            <w:szCs w:val="21"/>
+          </w:rPr>
+          <w:fldChar w:fldCharType="separate"/>
+        </w:r>
+        <w:r>
+          <w:rPr>
+            <w:rStyle w:val="PageNumber"/>
+            <w:rFonts w:ascii="Times New Roman" w:hAnsi="Times New Roman" w:cs="Times New Roman"/>
+            <w:noProof/>
+            <w:sz w:val="21"/>
+            <w:szCs w:val="21"/>
+          </w:rPr>
+          <w:t>2</w:t>
+        </w:r>
+        <w:r>
+          <w:rPr>
+            <w:rStyle w:val="PageNumber"/>
+            <w:rFonts w:ascii="Times New Roman" w:hAnsi="Times New Roman" w:cs="Times New Roman"/>
+            <w:sz w:val="21"/>
+            <w:szCs w:val="21"/>
+          </w:rPr>
+          <w:fldChar w:fldCharType="end"/>
+        </w:r>
+      </w:p>
+    </w:sdtContent>
+  </w:sdt>
+  <w:p>
+    <w:pPr>
+      <w:pStyle w:val="Footer"/>
+      <w:ind w:right="360"/>
+      <w:rPr>
+        <w:rFonts w:ascii="Times New Roman" w:hAnsi="Times New Roman" w:cs="Times New Roman"/>
+        <w:sz w:val="21"/>
+        <w:szCs w:val="21"/>
+      </w:rPr>
+    </w:pPr>
+  </w:p>
+</w:ftr>
+</file>
+
+<file path=word/footer3.xml><?xml version="1.0" encoding="utf-8"?>
+<w:ftr xmlns:wpc="http://schemas.microsoft.com/office/word/2010/wordprocessingCanvas" xmlns:cx="http://schemas.microsoft.com/office/drawing/2014/chartex" xmlns:cx1="http://schemas.microsoft.com/office/drawing/2015/9/8/chartex" xmlns:cx2="http://schemas.microsoft.com/office/drawing/2015/10/21/chartex" xmlns:cx3="http://schemas.microsoft.com/office/drawing/2016/5/9/chartex" xmlns:cx4="http://schemas.microsoft.com/office/drawing/2016/5/10/chartex" xmlns:cx5="http://schemas.microsoft.com/office/drawing/2016/5/11/chartex" xmlns:cx6="http://schemas.microsoft.com/office/drawing/2016/5/12/chartex" xmlns:cx7="http://schemas.microsoft.com/office/drawing/2016/5/13/chartex" xmlns:cx8="http://schemas.microsoft.com/office/drawing/2016/5/14/chartex" xmlns:mc="http://schemas.openxmlformats.org/markup-compatibility/2006" xmlns:aink="http://schemas.microsoft.com/office/drawing/2016/ink" xmlns:am3d="http://schemas.microsoft.com/office/drawing/2017/model3d" xmlns:o="urn:schemas-microsoft-com:office:office" xmlns:oel="http://schemas.microsoft.com/office/2019/extlst" xmlns:r="http://schemas.openxmlformats.org/officeDocument/2006/relationships" xmlns:m="http://schemas.openxmlformats.org/officeDocument/2006/math" xmlns:v="urn:schemas-microsoft-com:vml" xmlns:wp14="http://schemas.microsoft.com/office/word/2010/wordprocessingDrawing" xmlns:wp="http://schemas.openxmlformats.org/drawingml/2006/wordprocessingDrawing" xmlns:w10="urn:schemas-microsoft-com:office:word" xmlns:w="http://schemas.openxmlformats.org/wordprocessingml/2006/main" xmlns:w14="http://schemas.microsoft.com/office/word/2010/wordml" xmlns:w15="http://schemas.microsoft.com/office/word/2012/wordml" xmlns:w16cex="http://schemas.microsoft.com/office/word/2018/wordml/cex" xmlns:w16cid="http://schemas.microsoft.com/office/word/2016/wordml/cid" xmlns:w16="http://schemas.microsoft.com/office/word/2018/wordml" xmlns:w16du="http://schemas.microsoft.com/office/word/2023/wordml/word16du" xmlns:w16sdtdh="http://schemas.microsoft.com/office/word/2020/wordml/sdtdatahash" xmlns:w16sdtfl="http://schemas.microsoft.com/office/word/2024/wordml/sdtformatlock" xmlns:w16se="http://schemas.microsoft.com/office/word/2015/wordml/symex" xmlns:wpg="http://schemas.microsoft.com/office/word/2010/wordprocessingGroup" xmlns:wpi="http://schemas.microsoft.com/office/word/2010/wordprocessingInk" xmlns:wne="http://schemas.microsoft.com/office/word/2006/wordml" xmlns:wps="http://schemas.microsoft.com/office/word/2010/wordprocessingShape" mc:Ignorable="w14 w15 w16se w16cid w16 w16cex w16sdtdh w16sdtfl w16du wp14">
+  <w:sdt>
+    <w:sdtPr>
+      <w:rPr>
+        <w:rStyle w:val="PageNumber"/>
+        <w:rFonts w:ascii="Times New Roman" w:hAnsi="Times New Roman" w:cs="Times New Roman"/>
+        <w:sz w:val="21"/>
+        <w:szCs w:val="21"/>
+      </w:rPr>
+      <w:id w:val="-1240095565"/>
+      <w:docPartObj>
+        <w:docPartGallery w:val="Page Numbers (Bottom of Page)"/>
+        <w:docPartUnique/>
+      </w:docPartObj>
+    </w:sdtPr>
+    <w:sdtContent>
+      <w:p>
+        <w:pPr>
+          <w:pStyle w:val="Footer"/>
+          <w:framePr w:wrap="none" w:vAnchor="text" w:hAnchor="margin" w:xAlign="right" w:y="1"/>
+          <w:rPr>
+            <w:rStyle w:val="PageNumber"/>
+            <w:rFonts w:ascii="Times New Roman" w:hAnsi="Times New Roman" w:cs="Times New Roman"/>
+            <w:sz w:val="21"/>
+            <w:szCs w:val="21"/>
+          </w:rPr>
+        </w:pPr>
+        <w:r>
+          <w:rPr>
+            <w:rStyle w:val="PageNumber"/>
+            <w:rFonts w:ascii="Times New Roman" w:hAnsi="Times New Roman" w:cs="Times New Roman"/>
+            <w:sz w:val="21"/>
+            <w:szCs w:val="21"/>
+          </w:rPr>
+          <w:fldChar w:fldCharType="begin"/>
+        </w:r>
+        <w:r>
+          <w:rPr>
+            <w:rStyle w:val="PageNumber"/>
+            <w:rFonts w:ascii="Times New Roman" w:hAnsi="Times New Roman" w:cs="Times New Roman"/>
+            <w:sz w:val="21"/>
+            <w:szCs w:val="21"/>
+          </w:rPr>
+          <w:instrText xml:space="preserve"> PAGE </w:instrText>
+        </w:r>
+        <w:r>
+          <w:rPr>
+            <w:rStyle w:val="PageNumber"/>
+            <w:rFonts w:ascii="Times New Roman" w:hAnsi="Times New Roman" w:cs="Times New Roman"/>
+            <w:sz w:val="21"/>
+            <w:szCs w:val="21"/>
+          </w:rPr>
+          <w:fldChar w:fldCharType="separate"/>
+        </w:r>
+        <w:r>
+          <w:rPr>
+            <w:rStyle w:val="PageNumber"/>
+            <w:rFonts w:ascii="Times New Roman" w:hAnsi="Times New Roman" w:cs="Times New Roman"/>
+            <w:noProof/>
+            <w:sz w:val="21"/>
+            <w:szCs w:val="21"/>
+          </w:rPr>
+          <w:t>1</w:t>
+        </w:r>
+        <w:r>
+          <w:rPr>
+            <w:rStyle w:val="PageNumber"/>
+            <w:rFonts w:ascii="Times New Roman" w:hAnsi="Times New Roman" w:cs="Times New Roman"/>
+            <w:sz w:val="21"/>
+            <w:szCs w:val="21"/>
+          </w:rPr>
+          <w:fldChar w:fldCharType="end"/>
+        </w:r>
+      </w:p>
+    </w:sdtContent>
+  </w:sdt>
+  <w:p>
+    <w:pPr>
+      <w:pStyle w:val="Footer"/>
+      <w:ind w:right="360"/>
+      <w:rPr>
+        <w:rFonts w:ascii="Times New Roman" w:hAnsi="Times New Roman" w:cs="Times New Roman"/>
+        <w:sz w:val="21"/>
+        <w:szCs w:val="21"/>
+      </w:rPr>
+    </w:pPr>
+  </w:p>
+</w:ftr>
+</file>
+
 <file path=word/footnotes.xml><?xml version="1.0" encoding="utf-8"?>
 <w:footnotes xmlns:wpc="http://schemas.microsoft.com/office/word/2010/wordprocessingCanvas" xmlns:cx="http://schemas.microsoft.com/office/drawing/2014/chartex" xmlns:cx1="http://schemas.microsoft.com/office/drawing/2015/9/8/chartex" xmlns:cx2="http://schemas.microsoft.com/office/drawing/2015/10/21/chartex" xmlns:cx3="http://schemas.microsoft.com/office/drawing/2016/5/9/chartex" xmlns:cx4="http://schemas.microsoft.com/office/drawing/2016/5/10/chartex" xmlns:cx5="http://schemas.microsoft.com/office/drawing/2016/5/11/chartex" xmlns:cx6="http://schemas.microsoft.com/office/drawing/2016/5/12/chartex" xmlns:cx7="http://schemas.microsoft.com/office/drawing/2016/5/13/chartex" xmlns:cx8="http://schemas.microsoft.com/office/drawing/2016/5/14/chartex" xmlns:mc="http://schemas.openxmlformats.org/markup-compatibility/2006" xmlns:aink="http://schemas.microsoft.com/office/drawing/2016/ink" xmlns:am3d="http://schemas.microsoft.com/office/drawing/2017/model3d" xmlns:o="urn:schemas-microsoft-com:office:office" xmlns:oel="http://schemas.microsoft.com/office/2019/extlst" xmlns:r="http://schemas.openxmlformats.org/officeDocument/2006/relationships" xmlns:m="http://schemas.openxmlformats.org/officeDocument/2006/math" xmlns:v="urn:schemas-microsoft-com:vml" xmlns:wp14="http://schemas.microsoft.com/office/word/2010/wordprocessingDrawing" xmlns:wp="http://schemas.openxmlformats.org/drawingml/2006/wordprocessingDrawing" xmlns:w10="urn:schemas-microsoft-com:office:word" xmlns:w="http://schemas.openxmlformats.org/wordprocessingml/2006/main" xmlns:w14="http://schemas.microsoft.com/office/word/2010/wordml" xmlns:w15="http://schemas.microsoft.com/office/word/2012/wordml" xmlns:w16cex="http://schemas.microsoft.com/office/word/2018/wordml/cex" xmlns:w16cid="http://schemas.microsoft.com/office/word/2016/wordml/cid" xmlns:w16="http://schemas.microsoft.com/office/word/2018/wordml" xmlns:w16du="http://schemas.microsoft.com/office/word/2023/wordml/word16du" xmlns:w16sdtdh="http://schemas.microsoft.com/office/word/2020/wordml/sdtdatahash" xmlns:w16sdtfl="http://schemas.microsoft.com/office/word/2024/wordml/sdtformatlock" xmlns:w16se="http://schemas.microsoft.com/office/word/2015/wordml/symex" xmlns:wpg="http://schemas.microsoft.com/office/word/2010/wordprocessingGroup" xmlns:wpi="http://schemas.microsoft.com/office/word/2010/wordprocessingInk" xmlns:wne="http://schemas.microsoft.com/office/word/2006/wordml" xmlns:wps="http://schemas.microsoft.com/office/word/2010/wordprocessingShape" mc:Ignorable="w14 w15 w16se w16cid w16 w16cex w16sdtdh w16sdtfl w16du wp14">
   <w:footnote w:type="separator" w:id="-1">
@@ -731,6 +1939,73 @@
     </w:p>
   </w:footnote>
 </w:footnotes>
+</file>
+
+<file path=word/header1.xml><?xml version="1.0" encoding="utf-8"?>
+<w:hdr xmlns:wpc="http://schemas.microsoft.com/office/word/2010/wordprocessingCanvas" xmlns:cx="http://schemas.microsoft.com/office/drawing/2014/chartex" xmlns:cx1="http://schemas.microsoft.com/office/drawing/2015/9/8/chartex" xmlns:cx2="http://schemas.microsoft.com/office/drawing/2015/10/21/chartex" xmlns:cx3="http://schemas.microsoft.com/office/drawing/2016/5/9/chartex" xmlns:cx4="http://schemas.microsoft.com/office/drawing/2016/5/10/chartex" xmlns:cx5="http://schemas.microsoft.com/office/drawing/2016/5/11/chartex" xmlns:cx6="http://schemas.microsoft.com/office/drawing/2016/5/12/chartex" xmlns:cx7="http://schemas.microsoft.com/office/drawing/2016/5/13/chartex" xmlns:cx8="http://schemas.microsoft.com/office/drawing/2016/5/14/chartex" xmlns:mc="http://schemas.openxmlformats.org/markup-compatibility/2006" xmlns:aink="http://schemas.microsoft.com/office/drawing/2016/ink" xmlns:am3d="http://schemas.microsoft.com/office/drawing/2017/model3d" xmlns:o="urn:schemas-microsoft-com:office:office" xmlns:oel="http://schemas.microsoft.com/office/2019/extlst" xmlns:r="http://schemas.openxmlformats.org/officeDocument/2006/relationships" xmlns:m="http://schemas.openxmlformats.org/officeDocument/2006/math" xmlns:v="urn:schemas-microsoft-com:vml" xmlns:wp14="http://schemas.microsoft.com/office/word/2010/wordprocessingDrawing" xmlns:wp="http://schemas.openxmlformats.org/drawingml/2006/wordprocessingDrawing" xmlns:w10="urn:schemas-microsoft-com:office:word" xmlns:w="http://schemas.openxmlformats.org/wordprocessingml/2006/main" xmlns:w14="http://schemas.microsoft.com/office/word/2010/wordml" xmlns:w15="http://schemas.microsoft.com/office/word/2012/wordml" xmlns:w16cex="http://schemas.microsoft.com/office/word/2018/wordml/cex" xmlns:w16cid="http://schemas.microsoft.com/office/word/2016/wordml/cid" xmlns:w16="http://schemas.microsoft.com/office/word/2018/wordml" xmlns:w16du="http://schemas.microsoft.com/office/word/2023/wordml/word16du" xmlns:w16sdtdh="http://schemas.microsoft.com/office/word/2020/wordml/sdtdatahash" xmlns:w16sdtfl="http://schemas.microsoft.com/office/word/2024/wordml/sdtformatlock" xmlns:w16se="http://schemas.microsoft.com/office/word/2015/wordml/symex" xmlns:wpg="http://schemas.microsoft.com/office/word/2010/wordprocessingGroup" xmlns:wpi="http://schemas.microsoft.com/office/word/2010/wordprocessingInk" xmlns:wne="http://schemas.microsoft.com/office/word/2006/wordml" xmlns:wps="http://schemas.microsoft.com/office/word/2010/wordprocessingShape" mc:Ignorable="w14 w15 w16se w16cid w16 w16cex w16sdtdh w16sdtfl w16du wp14">
+  <w:p>
+    <w:pPr>
+      <w:pStyle w:val="Header"/>
+      <w:jc w:val="right"/>
+      <w:rPr>
+        <w:rFonts w:ascii="Times New Roman" w:hAnsi="Times New Roman" w:cs="Times New Roman"/>
+        <w:sz w:val="21"/>
+        <w:szCs w:val="20"/>
+      </w:rPr>
+    </w:pPr>
+    <w:r>
+      <w:rPr>
+        <w:rFonts w:ascii="Times New Roman" w:hAnsi="Times New Roman" w:cs="Times New Roman"/>
+        <w:sz w:val="21"/>
+        <w:szCs w:val="20"/>
+      </w:rPr>
+      <w:t>Sirohi Kumar</w:t>
+    </w:r>
+  </w:p>
+  <w:p>
+    <w:pPr>
+      <w:pStyle w:val="Header"/>
+      <w:jc w:val="right"/>
+      <w:rPr>
+        <w:rFonts w:ascii="Times New Roman" w:hAnsi="Times New Roman" w:cs="Times New Roman"/>
+        <w:sz w:val="21"/>
+        <w:szCs w:val="20"/>
+      </w:rPr>
+    </w:pPr>
+    <w:r>
+      <w:rPr>
+        <w:rFonts w:ascii="Times New Roman" w:hAnsi="Times New Roman" w:cs="Times New Roman"/>
+        <w:sz w:val="21"/>
+        <w:szCs w:val="20"/>
+      </w:rPr>
+      <w:t>GOV254 – Film Review 2</w:t>
+    </w:r>
+  </w:p>
+  <w:p>
+    <w:pPr>
+      <w:pStyle w:val="Header"/>
+      <w:jc w:val="right"/>
+      <w:rPr>
+        <w:rFonts w:ascii="Times New Roman" w:hAnsi="Times New Roman" w:cs="Times New Roman"/>
+        <w:sz w:val="21"/>
+        <w:szCs w:val="20"/>
+      </w:rPr>
+    </w:pPr>
+    <w:r>
+      <w:rPr>
+        <w:rFonts w:ascii="Times New Roman" w:hAnsi="Times New Roman" w:cs="Times New Roman"/>
+        <w:sz w:val="21"/>
+        <w:szCs w:val="20"/>
+      </w:rPr>
+      <w:t>March 02, 2026</w:t>
+    </w:r>
+  </w:p>
+  <w:p>
+    <w:pPr>
+      <w:pStyle w:val="Header"/>
+    </w:pPr>
+  </w:p>
+</w:hdr>
 </file>
 
 <file path=word/numbering.xml><?xml version="1.0" encoding="utf-8"?>
@@ -1872,6 +3147,42 @@
     <w:uiPriority w:val="99"/>
     <w:rsid w:val="0090031A"/>
   </w:style>
+  <w:style w:type="paragraph" w:styleId="NormalWeb">
+    <w:name w:val="Normal (Web)"/>
+    <w:basedOn w:val="Normal"/>
+    <w:uiPriority w:val="99"/>
+    <w:unhideWhenUsed/>
+    <w:rsid w:val="005C2AC8"/>
+    <w:pPr>
+      <w:spacing w:before="100" w:beforeAutospacing="1" w:after="100" w:afterAutospacing="1"/>
+    </w:pPr>
+    <w:rPr>
+      <w:rFonts w:ascii="Times New Roman" w:eastAsia="Times New Roman" w:hAnsi="Times New Roman" w:cs="Times New Roman"/>
+      <w:kern w:val="0"/>
+      <w:lang w:bidi="hi-IN"/>
+      <w14:ligatures w14:val="none"/>
+    </w:rPr>
+  </w:style>
+  <w:style w:type="character" w:styleId="PageNumber">
+    <w:name w:val="page number"/>
+    <w:basedOn w:val="DefaultParagraphFont"/>
+    <w:uiPriority w:val="99"/>
+    <w:semiHidden/>
+    <w:unhideWhenUsed/>
+    <w:rsid w:val="00254B08"/>
+  </w:style>
+  <w:style w:type="character" w:styleId="Hyperlink">
+    <w:name w:val="Hyperlink"/>
+    <w:basedOn w:val="DefaultParagraphFont"/>
+    <w:uiPriority w:val="99"/>
+    <w:semiHidden/>
+    <w:unhideWhenUsed/>
+    <w:rsid w:val="000C280E"/>
+    <w:rPr>
+      <w:color w:val="0000FF"/>
+      <w:u w:val="single"/>
+    </w:rPr>
+  </w:style>
 </w:styles>
 </file>
 
